--- a/Lab/Prueba-Temporal_TikZ/17-S2-2025-SEDQ/salida/volumen_cajas_empaque_interpretacion_representacion_n2_v1_1.docx
+++ b/Lab/Prueba-Temporal_TikZ/17-S2-2025-SEDQ/salida/volumen_cajas_empaque_interpretacion_representacion_n2_v1_1.docx
@@ -53,7 +53,7 @@
         <w:br/>
       </w:r>
       <w:r>
-        <w:t xml:space="preserve">Una negocio de empaque de productos necesita evaluar dos tipos de cajas para el empaque de sus productos alimenticios. En la siguiente imagen se muestran las dimensiones de ambas cajas:</w:t>
+        <w:t xml:space="preserve">Una industria alimentaria necesita evaluar dos tipos de cajas para el empaque de sus productos alimenticios. En la siguiente imagen se muestran las dimensiones de ambas cajas:</w:t>
       </w:r>
     </w:p>
     <w:p>
@@ -66,7 +66,7 @@
       <w:r>
         <w:drawing>
           <wp:inline>
-            <wp:extent cx="5334000" cy="1346835"/>
+            <wp:extent cx="5334000" cy="1569436"/>
             <wp:effectExtent b="0" l="0" r="0" t="0"/>
             <wp:docPr descr="image" title="" id="21" name="Picture"/>
             <a:graphic>
@@ -96,7 +96,7 @@
                   <pic:spPr bwMode="auto">
                     <a:xfrm>
                       <a:off x="0" y="0"/>
-                      <a:ext cx="5334000" cy="1346835"/>
+                      <a:ext cx="5334000" cy="1569436"/>
                     </a:xfrm>
                     <a:prstGeom prst="rect">
                       <a:avLst/>
@@ -130,7 +130,7 @@
         <w:t xml:space="preserve">Caja 1</w:t>
       </w:r>
       <w:r>
-        <w:t xml:space="preserve">: Paralelepípedo rectangular de 35 cm × 8 cm × 11 cm</w:t>
+        <w:t xml:space="preserve">: Paralelepípedo rectangular de 26 cm × 12 cm × 8 cm</w:t>
       </w:r>
     </w:p>
     <w:p>
@@ -148,7 +148,7 @@
         <w:t xml:space="preserve">Caja 2</w:t>
       </w:r>
       <w:r>
-        <w:t xml:space="preserve">: Cubo de 8 cm de lado</w:t>
+        <w:t xml:space="preserve">: Cubo de 12 cm de lado</w:t>
       </w:r>
     </w:p>
     <w:p>
@@ -170,7 +170,7 @@
         </w:numPr>
       </w:pPr>
       <w:r>
-        <w:t xml:space="preserve">768 cm³ porque es 1.5 veces el volumen menor</w:t>
+        <w:t xml:space="preserve">1728 cm³ porque el volumen de la caja 2 es 1728 cm³</w:t>
       </w:r>
     </w:p>
     <w:p>
@@ -181,7 +181,7 @@
         </w:numPr>
       </w:pPr>
       <w:r>
-        <w:t xml:space="preserve">3592 cm³ porque es la suma de ambos volúmenes</w:t>
+        <w:t xml:space="preserve">768 cm³ porque es la diferencia entre los volúmenes</w:t>
       </w:r>
     </w:p>
     <w:p>
@@ -192,7 +192,7 @@
         </w:numPr>
       </w:pPr>
       <w:r>
-        <w:t xml:space="preserve">1796 cm³ porque es el promedio de ambos volúmenes</w:t>
+        <w:t xml:space="preserve">4224 cm³ porque es la suma de ambos volúmenes</w:t>
       </w:r>
     </w:p>
     <w:p>
@@ -203,7 +203,7 @@
         </w:numPr>
       </w:pPr>
       <w:r>
-        <w:t xml:space="preserve">3080 cm³ porque el volumen de la caja 1 es 3080 cm³</w:t>
+        <w:t xml:space="preserve">2592 cm³ porque es 1.5 veces el volumen menor</w:t>
       </w:r>
     </w:p>
     <w:p>
@@ -251,7 +251,7 @@
         <w:t xml:space="preserve"> </w:t>
       </w:r>
       <w:r>
-        <w:t xml:space="preserve">- Volumen_1 = 35 cm × 8 cm × 11 cm = 3080 cm³</w:t>
+        <w:t xml:space="preserve">- Volumen_1 = 26 cm × 12 cm × 8 cm = 2496 cm³</w:t>
       </w:r>
     </w:p>
     <w:p>
@@ -278,7 +278,7 @@
         <w:t xml:space="preserve"> </w:t>
       </w:r>
       <w:r>
-        <w:t xml:space="preserve">- Volumen_2 = 8³ cm³ = 512 cm³</w:t>
+        <w:t xml:space="preserve">- Volumen_2 = 12³ cm³ = 1728 cm³</w:t>
       </w:r>
     </w:p>
     <w:p>
@@ -299,13 +299,13 @@
         <w:t xml:space="preserve"> </w:t>
       </w:r>
       <w:r>
-        <w:t xml:space="preserve">- Caja 1: 3080 cm³</w:t>
+        <w:t xml:space="preserve">- Caja 1: 2496 cm³</w:t>
       </w:r>
       <w:r>
         <w:t xml:space="preserve"> </w:t>
       </w:r>
       <w:r>
-        <w:t xml:space="preserve">- Caja 2: 512 cm³</w:t>
+        <w:t xml:space="preserve">- Caja 2: 1728 cm³</w:t>
       </w:r>
     </w:p>
     <w:p>
@@ -316,7 +316,7 @@
         </w:numPr>
       </w:pPr>
       <w:r>
-        <w:t xml:space="preserve">Por lo tanto, la caja 1 ocupa más del doble del volumen de la caja 2. La respuesta correcta es</w:t>
+        <w:t xml:space="preserve">Por lo tanto, la caja 2 ocupa más volumen que la caja 1. La respuesta correcta es</w:t>
       </w:r>
       <w:r>
         <w:t xml:space="preserve"> </w:t>
@@ -326,7 +326,7 @@
           <w:b/>
           <w:bCs/>
         </w:rPr>
-        <w:t xml:space="preserve">3080 cm³</w:t>
+        <w:t xml:space="preserve">2496 cm³</w:t>
       </w:r>
       <w:r>
         <w:t xml:space="preserve">.</w:t>
@@ -340,40 +340,40 @@
         </w:numPr>
       </w:pPr>
       <w:r>
+        <w:t xml:space="preserve">Verdadero: porque el volumen de la caja 2 es 1728 cm³</w:t>
+      </w:r>
+    </w:p>
+    <w:p>
+      <w:pPr>
+        <w:numPr>
+          <w:ilvl w:val="1"/>
+          <w:numId w:val="1004"/>
+        </w:numPr>
+      </w:pPr>
+      <w:r>
+        <w:t xml:space="preserve">Falso: porque es la diferencia entre los volúmenes</w:t>
+      </w:r>
+    </w:p>
+    <w:p>
+      <w:pPr>
+        <w:numPr>
+          <w:ilvl w:val="1"/>
+          <w:numId w:val="1004"/>
+        </w:numPr>
+      </w:pPr>
+      <w:r>
+        <w:t xml:space="preserve">Falso: porque es la suma de ambos volúmenes</w:t>
+      </w:r>
+    </w:p>
+    <w:p>
+      <w:pPr>
+        <w:numPr>
+          <w:ilvl w:val="1"/>
+          <w:numId w:val="1004"/>
+        </w:numPr>
+      </w:pPr>
+      <w:r>
         <w:t xml:space="preserve">Falso: porque es 1.5 veces el volumen menor</w:t>
-      </w:r>
-    </w:p>
-    <w:p>
-      <w:pPr>
-        <w:numPr>
-          <w:ilvl w:val="1"/>
-          <w:numId w:val="1004"/>
-        </w:numPr>
-      </w:pPr>
-      <w:r>
-        <w:t xml:space="preserve">Falso: porque es la suma de ambos volúmenes</w:t>
-      </w:r>
-    </w:p>
-    <w:p>
-      <w:pPr>
-        <w:numPr>
-          <w:ilvl w:val="1"/>
-          <w:numId w:val="1004"/>
-        </w:numPr>
-      </w:pPr>
-      <w:r>
-        <w:t xml:space="preserve">Falso: porque es el promedio de ambos volúmenes</w:t>
-      </w:r>
-    </w:p>
-    <w:p>
-      <w:pPr>
-        <w:numPr>
-          <w:ilvl w:val="1"/>
-          <w:numId w:val="1004"/>
-        </w:numPr>
-      </w:pPr>
-      <w:r>
-        <w:t xml:space="preserve">Verdadero: porque el volumen de la caja 1 es 3080 cm³</w:t>
       </w:r>
     </w:p>
     <w:p>
@@ -407,7 +407,7 @@
       <w:r>
         <w:drawing>
           <wp:inline>
-            <wp:extent cx="5334000" cy="1252869"/>
+            <wp:extent cx="5334000" cy="1347536"/>
             <wp:effectExtent b="0" l="0" r="0" t="0"/>
             <wp:docPr descr="image" title="" id="25" name="Picture"/>
             <a:graphic>
@@ -437,7 +437,7 @@
                   <pic:spPr bwMode="auto">
                     <a:xfrm>
                       <a:off x="0" y="0"/>
-                      <a:ext cx="5334000" cy="1252869"/>
+                      <a:ext cx="5334000" cy="1347536"/>
                     </a:xfrm>
                     <a:prstGeom prst="rect">
                       <a:avLst/>
@@ -471,7 +471,7 @@
         <w:t xml:space="preserve">Caja 1</w:t>
       </w:r>
       <w:r>
-        <w:t xml:space="preserve">: Paralelepípedo rectangular de 35 cm × 10 cm × 8 cm</w:t>
+        <w:t xml:space="preserve">: Paralelepípedo rectangular de 35 cm × 9 cm × 11 cm</w:t>
       </w:r>
     </w:p>
     <w:p>
@@ -489,7 +489,7 @@
         <w:t xml:space="preserve">Caja 2</w:t>
       </w:r>
       <w:r>
-        <w:t xml:space="preserve">: Cubo de 10 cm de lado</w:t>
+        <w:t xml:space="preserve">: Cubo de 9 cm de lado</w:t>
       </w:r>
     </w:p>
     <w:p>
@@ -511,7 +511,7 @@
         </w:numPr>
       </w:pPr>
       <w:r>
-        <w:t xml:space="preserve">2800 cm³ porque el volumen de la caja 1 es 2800 cm³</w:t>
+        <w:t xml:space="preserve">3465 cm³ porque el volumen de la caja 1 es 3465 cm³</w:t>
       </w:r>
     </w:p>
     <w:p>
@@ -522,7 +522,7 @@
         </w:numPr>
       </w:pPr>
       <w:r>
-        <w:t xml:space="preserve">1900 cm³ porque es el promedio de ambos volúmenes</w:t>
+        <w:t xml:space="preserve">1458 cm³ porque es el doble del volumen de la caja 2</w:t>
       </w:r>
     </w:p>
     <w:p>
@@ -533,7 +533,7 @@
         </w:numPr>
       </w:pPr>
       <w:r>
-        <w:t xml:space="preserve">1800 cm³ porque es la diferencia entre los volúmenes</w:t>
+        <w:t xml:space="preserve">4194 cm³ porque es la suma de ambos volúmenes</w:t>
       </w:r>
     </w:p>
     <w:p>
@@ -544,7 +544,7 @@
         </w:numPr>
       </w:pPr>
       <w:r>
-        <w:t xml:space="preserve">1500 cm³ porque es 1.5 veces el volumen menor</w:t>
+        <w:t xml:space="preserve">1589 cm³ porque es la media geométrica de los volúmenes</w:t>
       </w:r>
     </w:p>
     <w:p>
@@ -592,7 +592,7 @@
         <w:t xml:space="preserve"> </w:t>
       </w:r>
       <w:r>
-        <w:t xml:space="preserve">- Volumen_1 = 35 cm × 10 cm × 8 cm = 2800 cm³</w:t>
+        <w:t xml:space="preserve">- Volumen_1 = 35 cm × 9 cm × 11 cm = 3465 cm³</w:t>
       </w:r>
     </w:p>
     <w:p>
@@ -619,7 +619,7 @@
         <w:t xml:space="preserve"> </w:t>
       </w:r>
       <w:r>
-        <w:t xml:space="preserve">- Volumen_2 = 10³ cm³ = 1000 cm³</w:t>
+        <w:t xml:space="preserve">- Volumen_2 = 9³ cm³ = 729 cm³</w:t>
       </w:r>
     </w:p>
     <w:p>
@@ -640,13 +640,13 @@
         <w:t xml:space="preserve"> </w:t>
       </w:r>
       <w:r>
-        <w:t xml:space="preserve">- Caja 1: 2800 cm³</w:t>
+        <w:t xml:space="preserve">- Caja 1: 3465 cm³</w:t>
       </w:r>
       <w:r>
         <w:t xml:space="preserve"> </w:t>
       </w:r>
       <w:r>
-        <w:t xml:space="preserve">- Caja 2: 1000 cm³</w:t>
+        <w:t xml:space="preserve">- Caja 2: 729 cm³</w:t>
       </w:r>
     </w:p>
     <w:p>
@@ -667,7 +667,7 @@
           <w:b/>
           <w:bCs/>
         </w:rPr>
-        <w:t xml:space="preserve">2800 cm³</w:t>
+        <w:t xml:space="preserve">3465 cm³</w:t>
       </w:r>
       <w:r>
         <w:t xml:space="preserve">.</w:t>
@@ -681,7 +681,7 @@
         </w:numPr>
       </w:pPr>
       <w:r>
-        <w:t xml:space="preserve">Verdadero: porque el volumen de la caja 1 es 2800 cm³</w:t>
+        <w:t xml:space="preserve">Verdadero: porque el volumen de la caja 1 es 3465 cm³</w:t>
       </w:r>
     </w:p>
     <w:p>
@@ -692,7 +692,7 @@
         </w:numPr>
       </w:pPr>
       <w:r>
-        <w:t xml:space="preserve">Falso: porque es el promedio de ambos volúmenes</w:t>
+        <w:t xml:space="preserve">Falso: porque es el doble del volumen de la caja 2</w:t>
       </w:r>
     </w:p>
     <w:p>
@@ -703,7 +703,7 @@
         </w:numPr>
       </w:pPr>
       <w:r>
-        <w:t xml:space="preserve">Falso: porque es la diferencia entre los volúmenes</w:t>
+        <w:t xml:space="preserve">Falso: porque es la suma de ambos volúmenes</w:t>
       </w:r>
     </w:p>
     <w:p>
@@ -714,7 +714,7 @@
         </w:numPr>
       </w:pPr>
       <w:r>
-        <w:t xml:space="preserve">Falso: porque es 1.5 veces el volumen menor</w:t>
+        <w:t xml:space="preserve">Falso: porque es la media geométrica de los volúmenes</w:t>
       </w:r>
     </w:p>
     <w:p>
@@ -735,7 +735,7 @@
         <w:br/>
       </w:r>
       <w:r>
-        <w:t xml:space="preserve">Una compañía de distribución de comida necesita evaluar dos tipos de cajas para el empaque de sus productos alimenticios. En la siguiente imagen se muestran las dimensiones de ambas cajas:</w:t>
+        <w:t xml:space="preserve">Una empresa de logística alimentaria necesita evaluar dos tipos de cajas para el empaque de sus productos alimenticios. En la siguiente imagen se muestran las dimensiones de ambas cajas:</w:t>
       </w:r>
     </w:p>
     <w:p>
@@ -748,7 +748,7 @@
       <w:r>
         <w:drawing>
           <wp:inline>
-            <wp:extent cx="5334000" cy="1575563"/>
+            <wp:extent cx="5334000" cy="1265847"/>
             <wp:effectExtent b="0" l="0" r="0" t="0"/>
             <wp:docPr descr="image" title="" id="29" name="Picture"/>
             <a:graphic>
@@ -778,7 +778,7 @@
                   <pic:spPr bwMode="auto">
                     <a:xfrm>
                       <a:off x="0" y="0"/>
-                      <a:ext cx="5334000" cy="1575563"/>
+                      <a:ext cx="5334000" cy="1265847"/>
                     </a:xfrm>
                     <a:prstGeom prst="rect">
                       <a:avLst/>
@@ -812,7 +812,7 @@
         <w:t xml:space="preserve">Caja 1</w:t>
       </w:r>
       <w:r>
-        <w:t xml:space="preserve">: Paralelepípedo rectangular de 28 cm × 9 cm × 12 cm</w:t>
+        <w:t xml:space="preserve">: Paralelepípedo rectangular de 27 cm × 8 cm × 8 cm</w:t>
       </w:r>
     </w:p>
     <w:p>
@@ -830,7 +830,7 @@
         <w:t xml:space="preserve">Caja 2</w:t>
       </w:r>
       <w:r>
-        <w:t xml:space="preserve">: Cubo de 9 cm de lado</w:t>
+        <w:t xml:space="preserve">: Cubo de 8 cm de lado</w:t>
       </w:r>
     </w:p>
     <w:p>
@@ -852,7 +852,7 @@
         </w:numPr>
       </w:pPr>
       <w:r>
-        <w:t xml:space="preserve">2268 cm³ porque representa el 75% del volumen mayor</w:t>
+        <w:t xml:space="preserve">1728 cm³ porque el volumen de la caja 1 es 1728 cm³</w:t>
       </w:r>
     </w:p>
     <w:p>
@@ -863,7 +863,7 @@
         </w:numPr>
       </w:pPr>
       <w:r>
-        <w:t xml:space="preserve">3024 cm³ porque el volumen de la caja 1 es 3024 cm³</w:t>
+        <w:t xml:space="preserve">768 cm³ porque es 1.5 veces el volumen menor</w:t>
       </w:r>
     </w:p>
     <w:p>
@@ -874,7 +874,7 @@
         </w:numPr>
       </w:pPr>
       <w:r>
-        <w:t xml:space="preserve">1876 cm³ porque es el promedio de ambos volúmenes</w:t>
+        <w:t xml:space="preserve">1120 cm³ porque es el promedio de ambos volúmenes</w:t>
       </w:r>
     </w:p>
     <w:p>
@@ -885,7 +885,7 @@
         </w:numPr>
       </w:pPr>
       <w:r>
-        <w:t xml:space="preserve">1458 cm³ porque es el doble del volumen de la caja 2</w:t>
+        <w:t xml:space="preserve">1296 cm³ porque representa el 75% del volumen mayor</w:t>
       </w:r>
     </w:p>
     <w:p>
@@ -933,7 +933,7 @@
         <w:t xml:space="preserve"> </w:t>
       </w:r>
       <w:r>
-        <w:t xml:space="preserve">- Volumen_1 = 28 cm × 9 cm × 12 cm = 3024 cm³</w:t>
+        <w:t xml:space="preserve">- Volumen_1 = 27 cm × 8 cm × 8 cm = 1728 cm³</w:t>
       </w:r>
     </w:p>
     <w:p>
@@ -960,7 +960,7 @@
         <w:t xml:space="preserve"> </w:t>
       </w:r>
       <w:r>
-        <w:t xml:space="preserve">- Volumen_2 = 9³ cm³ = 729 cm³</w:t>
+        <w:t xml:space="preserve">- Volumen_2 = 8³ cm³ = 512 cm³</w:t>
       </w:r>
     </w:p>
     <w:p>
@@ -981,13 +981,13 @@
         <w:t xml:space="preserve"> </w:t>
       </w:r>
       <w:r>
-        <w:t xml:space="preserve">- Caja 1: 3024 cm³</w:t>
+        <w:t xml:space="preserve">- Caja 1: 1728 cm³</w:t>
       </w:r>
       <w:r>
         <w:t xml:space="preserve"> </w:t>
       </w:r>
       <w:r>
-        <w:t xml:space="preserve">- Caja 2: 729 cm³</w:t>
+        <w:t xml:space="preserve">- Caja 2: 512 cm³</w:t>
       </w:r>
     </w:p>
     <w:p>
@@ -1008,7 +1008,7 @@
           <w:b/>
           <w:bCs/>
         </w:rPr>
-        <w:t xml:space="preserve">3024 cm³</w:t>
+        <w:t xml:space="preserve">1728 cm³</w:t>
       </w:r>
       <w:r>
         <w:t xml:space="preserve">.</w:t>
@@ -1022,45 +1022,45 @@
         </w:numPr>
       </w:pPr>
       <w:r>
+        <w:t xml:space="preserve">Verdadero: porque el volumen de la caja 1 es 1728 cm³</w:t>
+      </w:r>
+    </w:p>
+    <w:p>
+      <w:pPr>
+        <w:numPr>
+          <w:ilvl w:val="1"/>
+          <w:numId w:val="1010"/>
+        </w:numPr>
+      </w:pPr>
+      <w:r>
+        <w:t xml:space="preserve">Falso: porque es 1.5 veces el volumen menor</w:t>
+      </w:r>
+    </w:p>
+    <w:p>
+      <w:pPr>
+        <w:numPr>
+          <w:ilvl w:val="1"/>
+          <w:numId w:val="1010"/>
+        </w:numPr>
+      </w:pPr>
+      <w:r>
+        <w:t xml:space="preserve">Falso: porque es el promedio de ambos volúmenes</w:t>
+      </w:r>
+    </w:p>
+    <w:p>
+      <w:pPr>
+        <w:numPr>
+          <w:ilvl w:val="1"/>
+          <w:numId w:val="1010"/>
+        </w:numPr>
+      </w:pPr>
+      <w:r>
         <w:t xml:space="preserve">Falso: porque representa el 75% del volumen mayor</w:t>
       </w:r>
     </w:p>
     <w:p>
       <w:pPr>
         <w:numPr>
-          <w:ilvl w:val="1"/>
-          <w:numId w:val="1010"/>
-        </w:numPr>
-      </w:pPr>
-      <w:r>
-        <w:t xml:space="preserve">Verdadero: porque el volumen de la caja 1 es 3024 cm³</w:t>
-      </w:r>
-    </w:p>
-    <w:p>
-      <w:pPr>
-        <w:numPr>
-          <w:ilvl w:val="1"/>
-          <w:numId w:val="1010"/>
-        </w:numPr>
-      </w:pPr>
-      <w:r>
-        <w:t xml:space="preserve">Falso: porque es el promedio de ambos volúmenes</w:t>
-      </w:r>
-    </w:p>
-    <w:p>
-      <w:pPr>
-        <w:numPr>
-          <w:ilvl w:val="1"/>
-          <w:numId w:val="1010"/>
-        </w:numPr>
-      </w:pPr>
-      <w:r>
-        <w:t xml:space="preserve">Falso: porque es el doble del volumen de la caja 2</w:t>
-      </w:r>
-    </w:p>
-    <w:p>
-      <w:pPr>
-        <w:numPr>
           <w:ilvl w:val="0"/>
           <w:numId w:val="1001"/>
         </w:numPr>
@@ -1076,7 +1076,7 @@
         <w:br/>
       </w:r>
       <w:r>
-        <w:t xml:space="preserve">Una negocio de empaque de productos necesita evaluar dos tipos de cajas para el empaque de sus productos alimenticios. En la siguiente imagen se muestran las dimensiones de ambas cajas:</w:t>
+        <w:t xml:space="preserve">Una industria alimentaria necesita evaluar dos tipos de cajas para el empaque de sus productos alimenticios. En la siguiente imagen se muestran las dimensiones de ambas cajas:</w:t>
       </w:r>
     </w:p>
     <w:p>
@@ -1089,7 +1089,7 @@
       <w:r>
         <w:drawing>
           <wp:inline>
-            <wp:extent cx="5334000" cy="1381601"/>
+            <wp:extent cx="5334000" cy="1463565"/>
             <wp:effectExtent b="0" l="0" r="0" t="0"/>
             <wp:docPr descr="image" title="" id="33" name="Picture"/>
             <a:graphic>
@@ -1119,7 +1119,7 @@
                   <pic:spPr bwMode="auto">
                     <a:xfrm>
                       <a:off x="0" y="0"/>
-                      <a:ext cx="5334000" cy="1381601"/>
+                      <a:ext cx="5334000" cy="1463565"/>
                     </a:xfrm>
                     <a:prstGeom prst="rect">
                       <a:avLst/>
@@ -1153,7 +1153,7 @@
         <w:t xml:space="preserve">Caja 1</w:t>
       </w:r>
       <w:r>
-        <w:t xml:space="preserve">: Paralelepípedo rectangular de 35 cm × 12 cm × 12 cm</w:t>
+        <w:t xml:space="preserve">: Paralelepípedo rectangular de 28 cm × 11 cm × 8 cm</w:t>
       </w:r>
     </w:p>
     <w:p>
@@ -1171,7 +1171,7 @@
         <w:t xml:space="preserve">Caja 2</w:t>
       </w:r>
       <w:r>
-        <w:t xml:space="preserve">: Cubo de 12 cm de lado</w:t>
+        <w:t xml:space="preserve">: Cubo de 11 cm de lado</w:t>
       </w:r>
     </w:p>
     <w:p>
@@ -1193,7 +1193,7 @@
         </w:numPr>
       </w:pPr>
       <w:r>
-        <w:t xml:space="preserve">6768 cm³ porque es la suma de ambos volúmenes</w:t>
+        <w:t xml:space="preserve">1996 cm³ porque es 1.5 veces el volumen menor</w:t>
       </w:r>
     </w:p>
     <w:p>
@@ -1204,7 +1204,7 @@
         </w:numPr>
       </w:pPr>
       <w:r>
-        <w:t xml:space="preserve">2520 cm³ porque es la mitad del volumen de la caja 1</w:t>
+        <w:t xml:space="preserve">2662 cm³ porque es el doble del volumen de la caja 2</w:t>
       </w:r>
     </w:p>
     <w:p>
@@ -1215,7 +1215,7 @@
         </w:numPr>
       </w:pPr>
       <w:r>
-        <w:t xml:space="preserve">2592 cm³ porque es 1.5 veces el volumen menor</w:t>
+        <w:t xml:space="preserve">1811 cm³ porque es la media geométrica de los volúmenes</w:t>
       </w:r>
     </w:p>
     <w:p>
@@ -1226,7 +1226,7 @@
         </w:numPr>
       </w:pPr>
       <w:r>
-        <w:t xml:space="preserve">5040 cm³ porque el volumen de la caja 1 es 5040 cm³</w:t>
+        <w:t xml:space="preserve">2464 cm³ porque el volumen de la caja 1 es 2464 cm³</w:t>
       </w:r>
     </w:p>
     <w:p>
@@ -1274,7 +1274,7 @@
         <w:t xml:space="preserve"> </w:t>
       </w:r>
       <w:r>
-        <w:t xml:space="preserve">- Volumen_1 = 35 cm × 12 cm × 12 cm = 5040 cm³</w:t>
+        <w:t xml:space="preserve">- Volumen_1 = 28 cm × 11 cm × 8 cm = 2464 cm³</w:t>
       </w:r>
     </w:p>
     <w:p>
@@ -1301,7 +1301,7 @@
         <w:t xml:space="preserve"> </w:t>
       </w:r>
       <w:r>
-        <w:t xml:space="preserve">- Volumen_2 = 12³ cm³ = 1728 cm³</w:t>
+        <w:t xml:space="preserve">- Volumen_2 = 11³ cm³ = 1331 cm³</w:t>
       </w:r>
     </w:p>
     <w:p>
@@ -1322,13 +1322,13 @@
         <w:t xml:space="preserve"> </w:t>
       </w:r>
       <w:r>
-        <w:t xml:space="preserve">- Caja 1: 5040 cm³</w:t>
+        <w:t xml:space="preserve">- Caja 1: 2464 cm³</w:t>
       </w:r>
       <w:r>
         <w:t xml:space="preserve"> </w:t>
       </w:r>
       <w:r>
-        <w:t xml:space="preserve">- Caja 2: 1728 cm³</w:t>
+        <w:t xml:space="preserve">- Caja 2: 1331 cm³</w:t>
       </w:r>
     </w:p>
     <w:p>
@@ -1339,7 +1339,7 @@
         </w:numPr>
       </w:pPr>
       <w:r>
-        <w:t xml:space="preserve">Por lo tanto, la caja 1 ocupa más del doble del volumen de la caja 2. La respuesta correcta es</w:t>
+        <w:t xml:space="preserve">Por lo tanto, la caja 1 ocupa el doble del volumen de la caja 2. La respuesta correcta es</w:t>
       </w:r>
       <w:r>
         <w:t xml:space="preserve"> </w:t>
@@ -1349,7 +1349,7 @@
           <w:b/>
           <w:bCs/>
         </w:rPr>
-        <w:t xml:space="preserve">5040 cm³</w:t>
+        <w:t xml:space="preserve">2464 cm³</w:t>
       </w:r>
       <w:r>
         <w:t xml:space="preserve">.</w:t>
@@ -1363,7 +1363,7 @@
         </w:numPr>
       </w:pPr>
       <w:r>
-        <w:t xml:space="preserve">Falso: porque es la suma de ambos volúmenes</w:t>
+        <w:t xml:space="preserve">Falso: porque es 1.5 veces el volumen menor</w:t>
       </w:r>
     </w:p>
     <w:p>
@@ -1374,7 +1374,7 @@
         </w:numPr>
       </w:pPr>
       <w:r>
-        <w:t xml:space="preserve">Falso: porque es la mitad del volumen de la caja 1</w:t>
+        <w:t xml:space="preserve">Falso: porque es el doble del volumen de la caja 2</w:t>
       </w:r>
     </w:p>
     <w:p>
@@ -1385,7 +1385,7 @@
         </w:numPr>
       </w:pPr>
       <w:r>
-        <w:t xml:space="preserve">Falso: porque es 1.5 veces el volumen menor</w:t>
+        <w:t xml:space="preserve">Falso: porque es la media geométrica de los volúmenes</w:t>
       </w:r>
     </w:p>
     <w:p>
@@ -1396,7 +1396,7 @@
         </w:numPr>
       </w:pPr>
       <w:r>
-        <w:t xml:space="preserve">Verdadero: porque el volumen de la caja 1 es 5040 cm³</w:t>
+        <w:t xml:space="preserve">Verdadero: porque el volumen de la caja 1 es 2464 cm³</w:t>
       </w:r>
     </w:p>
     <w:p>
@@ -1417,7 +1417,7 @@
         <w:br/>
       </w:r>
       <w:r>
-        <w:t xml:space="preserve">Una fábrica de productos alimenticios necesita evaluar dos tipos de cajas para el empaque de sus productos alimenticios. En la siguiente imagen se muestran las dimensiones de ambas cajas:</w:t>
+        <w:t xml:space="preserve">Una empresa de logística alimentaria necesita evaluar dos tipos de cajas para el empaque de sus productos alimenticios. En la siguiente imagen se muestran las dimensiones de ambas cajas:</w:t>
       </w:r>
     </w:p>
     <w:p>
@@ -1430,7 +1430,7 @@
       <w:r>
         <w:drawing>
           <wp:inline>
-            <wp:extent cx="5334000" cy="1438490"/>
+            <wp:extent cx="5334000" cy="1524723"/>
             <wp:effectExtent b="0" l="0" r="0" t="0"/>
             <wp:docPr descr="image" title="" id="37" name="Picture"/>
             <a:graphic>
@@ -1460,7 +1460,7 @@
                   <pic:spPr bwMode="auto">
                     <a:xfrm>
                       <a:off x="0" y="0"/>
-                      <a:ext cx="5334000" cy="1438490"/>
+                      <a:ext cx="5334000" cy="1524723"/>
                     </a:xfrm>
                     <a:prstGeom prst="rect">
                       <a:avLst/>
@@ -1494,7 +1494,7 @@
         <w:t xml:space="preserve">Caja 1</w:t>
       </w:r>
       <w:r>
-        <w:t xml:space="preserve">: Paralelepípedo rectangular de 32 cm × 12 cm × 8 cm</w:t>
+        <w:t xml:space="preserve">: Paralelepípedo rectangular de 28 cm × 12 cm × 12 cm</w:t>
       </w:r>
     </w:p>
     <w:p>
@@ -1534,7 +1534,7 @@
         </w:numPr>
       </w:pPr>
       <w:r>
-        <w:t xml:space="preserve">2400 cm³ porque es el promedio de ambos volúmenes</w:t>
+        <w:t xml:space="preserve">2592 cm³ porque es 1.5 veces el volumen menor</w:t>
       </w:r>
     </w:p>
     <w:p>
@@ -1545,7 +1545,7 @@
         </w:numPr>
       </w:pPr>
       <w:r>
-        <w:t xml:space="preserve">3456 cm³ porque es el doble del volumen de la caja 2</w:t>
+        <w:t xml:space="preserve">4032 cm³ porque el volumen de la caja 1 es 4032 cm³</w:t>
       </w:r>
     </w:p>
     <w:p>
@@ -1556,7 +1556,7 @@
         </w:numPr>
       </w:pPr>
       <w:r>
-        <w:t xml:space="preserve">1728 cm³ porque el volumen de la caja 2 es 1728 cm³</w:t>
+        <w:t xml:space="preserve">2640 cm³ porque es la media geométrica de los volúmenes</w:t>
       </w:r>
     </w:p>
     <w:p>
@@ -1567,7 +1567,7 @@
         </w:numPr>
       </w:pPr>
       <w:r>
-        <w:t xml:space="preserve">4800 cm³ porque es la suma de ambos volúmenes</w:t>
+        <w:t xml:space="preserve">5760 cm³ porque es la suma de ambos volúmenes</w:t>
       </w:r>
     </w:p>
     <w:p>
@@ -1615,7 +1615,7 @@
         <w:t xml:space="preserve"> </w:t>
       </w:r>
       <w:r>
-        <w:t xml:space="preserve">- Volumen_1 = 32 cm × 12 cm × 8 cm = 3072 cm³</w:t>
+        <w:t xml:space="preserve">- Volumen_1 = 28 cm × 12 cm × 12 cm = 4032 cm³</w:t>
       </w:r>
     </w:p>
     <w:p>
@@ -1663,7 +1663,7 @@
         <w:t xml:space="preserve"> </w:t>
       </w:r>
       <w:r>
-        <w:t xml:space="preserve">- Caja 1: 3072 cm³</w:t>
+        <w:t xml:space="preserve">- Caja 1: 4032 cm³</w:t>
       </w:r>
       <w:r>
         <w:t xml:space="preserve"> </w:t>
@@ -1680,7 +1680,7 @@
         </w:numPr>
       </w:pPr>
       <w:r>
-        <w:t xml:space="preserve">Por lo tanto, la caja 2 ocupa más volumen que la caja 1. La respuesta correcta es</w:t>
+        <w:t xml:space="preserve">Por lo tanto, la caja 1 ocupa más del doble del volumen de la caja 2. La respuesta correcta es</w:t>
       </w:r>
       <w:r>
         <w:t xml:space="preserve"> </w:t>
@@ -1690,7 +1690,7 @@
           <w:b/>
           <w:bCs/>
         </w:rPr>
-        <w:t xml:space="preserve">3072 cm³</w:t>
+        <w:t xml:space="preserve">4032 cm³</w:t>
       </w:r>
       <w:r>
         <w:t xml:space="preserve">.</w:t>
@@ -1704,7 +1704,7 @@
         </w:numPr>
       </w:pPr>
       <w:r>
-        <w:t xml:space="preserve">Falso: porque es el promedio de ambos volúmenes</w:t>
+        <w:t xml:space="preserve">Falso: porque es 1.5 veces el volumen menor</w:t>
       </w:r>
     </w:p>
     <w:p>
@@ -1715,7 +1715,7 @@
         </w:numPr>
       </w:pPr>
       <w:r>
-        <w:t xml:space="preserve">Falso: porque es el doble del volumen de la caja 2</w:t>
+        <w:t xml:space="preserve">Verdadero: porque el volumen de la caja 1 es 4032 cm³</w:t>
       </w:r>
     </w:p>
     <w:p>
@@ -1726,7 +1726,7 @@
         </w:numPr>
       </w:pPr>
       <w:r>
-        <w:t xml:space="preserve">Verdadero: porque el volumen de la caja 2 es 1728 cm³</w:t>
+        <w:t xml:space="preserve">Falso: porque es la media geométrica de los volúmenes</w:t>
       </w:r>
     </w:p>
     <w:p>

--- a/Lab/Prueba-Temporal_TikZ/17-S2-2025-SEDQ/salida/volumen_cajas_empaque_interpretacion_representacion_n2_v1_1.docx
+++ b/Lab/Prueba-Temporal_TikZ/17-S2-2025-SEDQ/salida/volumen_cajas_empaque_interpretacion_representacion_n2_v1_1.docx
@@ -53,7 +53,7 @@
         <w:br/>
       </w:r>
       <w:r>
-        <w:t xml:space="preserve">Una industria alimentaria necesita evaluar dos tipos de cajas para el empaque de sus productos alimenticios. En la siguiente imagen se muestran las dimensiones de ambas cajas:</w:t>
+        <w:t xml:space="preserve">Una fábrica de productos alimenticios necesita evaluar dos tipos de cajas para el empaque de sus productos alimenticios. En la siguiente imagen se muestran las dimensiones de ambas cajas:</w:t>
       </w:r>
     </w:p>
     <w:p>
@@ -66,7 +66,7 @@
       <w:r>
         <w:drawing>
           <wp:inline>
-            <wp:extent cx="5334000" cy="1569436"/>
+            <wp:extent cx="5334000" cy="1441233"/>
             <wp:effectExtent b="0" l="0" r="0" t="0"/>
             <wp:docPr descr="image" title="" id="21" name="Picture"/>
             <a:graphic>
@@ -96,7 +96,7 @@
                   <pic:spPr bwMode="auto">
                     <a:xfrm>
                       <a:off x="0" y="0"/>
-                      <a:ext cx="5334000" cy="1569436"/>
+                      <a:ext cx="5334000" cy="1441233"/>
                     </a:xfrm>
                     <a:prstGeom prst="rect">
                       <a:avLst/>
@@ -130,7 +130,7 @@
         <w:t xml:space="preserve">Caja 1</w:t>
       </w:r>
       <w:r>
-        <w:t xml:space="preserve">: Paralelepípedo rectangular de 26 cm × 12 cm × 8 cm</w:t>
+        <w:t xml:space="preserve">: Paralelepípedo rectangular de 32 cm × 12 cm × 12 cm</w:t>
       </w:r>
     </w:p>
     <w:p>
@@ -170,7 +170,7 @@
         </w:numPr>
       </w:pPr>
       <w:r>
-        <w:t xml:space="preserve">1728 cm³ porque el volumen de la caja 2 es 1728 cm³</w:t>
+        <w:t xml:space="preserve">3456 cm³ porque es el doble del volumen de la caja 2</w:t>
       </w:r>
     </w:p>
     <w:p>
@@ -181,7 +181,7 @@
         </w:numPr>
       </w:pPr>
       <w:r>
-        <w:t xml:space="preserve">768 cm³ porque es la diferencia entre los volúmenes</w:t>
+        <w:t xml:space="preserve">2304 cm³ porque es la mitad del volumen de la caja 1</w:t>
       </w:r>
     </w:p>
     <w:p>
@@ -192,7 +192,7 @@
         </w:numPr>
       </w:pPr>
       <w:r>
-        <w:t xml:space="preserve">4224 cm³ porque es la suma de ambos volúmenes</w:t>
+        <w:t xml:space="preserve">2822 cm³ porque es la media geométrica de los volúmenes</w:t>
       </w:r>
     </w:p>
     <w:p>
@@ -203,7 +203,7 @@
         </w:numPr>
       </w:pPr>
       <w:r>
-        <w:t xml:space="preserve">2592 cm³ porque es 1.5 veces el volumen menor</w:t>
+        <w:t xml:space="preserve">4608 cm³ porque el volumen de la caja 1 es 4608 cm³</w:t>
       </w:r>
     </w:p>
     <w:p>
@@ -241,92 +241,122 @@
         </w:rPr>
         <w:t xml:space="preserve">Cálculo del volumen de la Caja 1 (paralelepípedo):</w:t>
       </w:r>
+    </w:p>
+    <w:p>
+      <w:pPr>
+        <w:numPr>
+          <w:ilvl w:val="1"/>
+          <w:numId w:val="1004"/>
+        </w:numPr>
+      </w:pPr>
+      <w:r>
+        <w:t xml:space="preserve">Volumen = largo × ancho × alto</w:t>
+      </w:r>
+    </w:p>
+    <w:p>
+      <w:pPr>
+        <w:numPr>
+          <w:ilvl w:val="1"/>
+          <w:numId w:val="1004"/>
+        </w:numPr>
+      </w:pPr>
+      <w:r>
+        <w:t xml:space="preserve">Volumen_1 = 32 cm × 12 cm × 12 cm = 4608 cm³</w:t>
+      </w:r>
+    </w:p>
+    <w:p>
+      <w:pPr>
+        <w:numPr>
+          <w:ilvl w:val="0"/>
+          <w:numId w:val="1000"/>
+        </w:numPr>
+      </w:pPr>
+      <w:r>
+        <w:rPr>
+          <w:b/>
+          <w:bCs/>
+        </w:rPr>
+        <w:t xml:space="preserve">Cálculo del volumen de la Caja 2 (cubo):</w:t>
+      </w:r>
+    </w:p>
+    <w:p>
+      <w:pPr>
+        <w:numPr>
+          <w:ilvl w:val="1"/>
+          <w:numId w:val="1005"/>
+        </w:numPr>
+      </w:pPr>
+      <w:r>
+        <w:t xml:space="preserve">Volumen = lado³</w:t>
+      </w:r>
+    </w:p>
+    <w:p>
+      <w:pPr>
+        <w:numPr>
+          <w:ilvl w:val="1"/>
+          <w:numId w:val="1005"/>
+        </w:numPr>
+      </w:pPr>
+      <w:r>
+        <w:t xml:space="preserve">Volumen_2 = 12³ cm³ = 1728 cm³</w:t>
+      </w:r>
+    </w:p>
+    <w:p>
+      <w:pPr>
+        <w:numPr>
+          <w:ilvl w:val="0"/>
+          <w:numId w:val="1000"/>
+        </w:numPr>
+      </w:pPr>
+      <w:r>
+        <w:rPr>
+          <w:b/>
+          <w:bCs/>
+        </w:rPr>
+        <w:t xml:space="preserve">Comparación:</w:t>
+      </w:r>
+    </w:p>
+    <w:p>
+      <w:pPr>
+        <w:numPr>
+          <w:ilvl w:val="1"/>
+          <w:numId w:val="1006"/>
+        </w:numPr>
+      </w:pPr>
+      <w:r>
+        <w:t xml:space="preserve">Caja 1: 4608 cm³</w:t>
+      </w:r>
+    </w:p>
+    <w:p>
+      <w:pPr>
+        <w:numPr>
+          <w:ilvl w:val="1"/>
+          <w:numId w:val="1006"/>
+        </w:numPr>
+      </w:pPr>
+      <w:r>
+        <w:t xml:space="preserve">Caja 2: 1728 cm³</w:t>
+      </w:r>
+    </w:p>
+    <w:p>
+      <w:pPr>
+        <w:numPr>
+          <w:ilvl w:val="0"/>
+          <w:numId w:val="1000"/>
+        </w:numPr>
+      </w:pPr>
+      <w:r>
+        <w:t xml:space="preserve">Por lo tanto, la caja 1 ocupa más del doble del volumen de la caja 2. La respuesta correcta es</w:t>
+      </w:r>
       <w:r>
         <w:t xml:space="preserve"> </w:t>
       </w:r>
       <w:r>
-        <w:t xml:space="preserve">- Volumen = largo × ancho × alto</w:t>
-      </w:r>
-      <w:r>
-        <w:t xml:space="preserve"> </w:t>
-      </w:r>
-      <w:r>
-        <w:t xml:space="preserve">- Volumen_1 = 26 cm × 12 cm × 8 cm = 2496 cm³</w:t>
-      </w:r>
-    </w:p>
-    <w:p>
-      <w:pPr>
-        <w:numPr>
-          <w:ilvl w:val="0"/>
-          <w:numId w:val="1000"/>
-        </w:numPr>
-      </w:pPr>
-      <w:r>
-        <w:rPr>
-          <w:b/>
-          <w:bCs/>
-        </w:rPr>
-        <w:t xml:space="preserve">Cálculo del volumen de la Caja 2 (cubo):</w:t>
-      </w:r>
-      <w:r>
-        <w:t xml:space="preserve"> </w:t>
-      </w:r>
-      <w:r>
-        <w:t xml:space="preserve">- Volumen = lado³</w:t>
-      </w:r>
-      <w:r>
-        <w:t xml:space="preserve"> </w:t>
-      </w:r>
-      <w:r>
-        <w:t xml:space="preserve">- Volumen_2 = 12³ cm³ = 1728 cm³</w:t>
-      </w:r>
-    </w:p>
-    <w:p>
-      <w:pPr>
-        <w:numPr>
-          <w:ilvl w:val="0"/>
-          <w:numId w:val="1000"/>
-        </w:numPr>
-      </w:pPr>
-      <w:r>
-        <w:rPr>
-          <w:b/>
-          <w:bCs/>
-        </w:rPr>
-        <w:t xml:space="preserve">Comparación:</w:t>
-      </w:r>
-      <w:r>
-        <w:t xml:space="preserve"> </w:t>
-      </w:r>
-      <w:r>
-        <w:t xml:space="preserve">- Caja 1: 2496 cm³</w:t>
-      </w:r>
-      <w:r>
-        <w:t xml:space="preserve"> </w:t>
-      </w:r>
-      <w:r>
-        <w:t xml:space="preserve">- Caja 2: 1728 cm³</w:t>
-      </w:r>
-    </w:p>
-    <w:p>
-      <w:pPr>
-        <w:numPr>
-          <w:ilvl w:val="0"/>
-          <w:numId w:val="1000"/>
-        </w:numPr>
-      </w:pPr>
-      <w:r>
-        <w:t xml:space="preserve">Por lo tanto, la caja 2 ocupa más volumen que la caja 1. La respuesta correcta es</w:t>
-      </w:r>
-      <w:r>
-        <w:t xml:space="preserve"> </w:t>
-      </w:r>
-      <w:r>
-        <w:rPr>
-          <w:b/>
-          <w:bCs/>
-        </w:rPr>
-        <w:t xml:space="preserve">2496 cm³</w:t>
+        <w:rPr>
+          <w:b/>
+          <w:bCs/>
+        </w:rPr>
+        <w:t xml:space="preserve">4608 cm³</w:t>
       </w:r>
       <w:r>
         <w:t xml:space="preserve">.</w:t>
@@ -336,44 +366,44 @@
       <w:pPr>
         <w:numPr>
           <w:ilvl w:val="1"/>
-          <w:numId w:val="1004"/>
-        </w:numPr>
-      </w:pPr>
-      <w:r>
-        <w:t xml:space="preserve">Verdadero: porque el volumen de la caja 2 es 1728 cm³</w:t>
-      </w:r>
-    </w:p>
-    <w:p>
-      <w:pPr>
-        <w:numPr>
-          <w:ilvl w:val="1"/>
-          <w:numId w:val="1004"/>
-        </w:numPr>
-      </w:pPr>
-      <w:r>
-        <w:t xml:space="preserve">Falso: porque es la diferencia entre los volúmenes</w:t>
-      </w:r>
-    </w:p>
-    <w:p>
-      <w:pPr>
-        <w:numPr>
-          <w:ilvl w:val="1"/>
-          <w:numId w:val="1004"/>
-        </w:numPr>
-      </w:pPr>
-      <w:r>
-        <w:t xml:space="preserve">Falso: porque es la suma de ambos volúmenes</w:t>
-      </w:r>
-    </w:p>
-    <w:p>
-      <w:pPr>
-        <w:numPr>
-          <w:ilvl w:val="1"/>
-          <w:numId w:val="1004"/>
-        </w:numPr>
-      </w:pPr>
-      <w:r>
-        <w:t xml:space="preserve">Falso: porque es 1.5 veces el volumen menor</w:t>
+          <w:numId w:val="1007"/>
+        </w:numPr>
+      </w:pPr>
+      <w:r>
+        <w:t xml:space="preserve">Falso: porque es el doble del volumen de la caja 2</w:t>
+      </w:r>
+    </w:p>
+    <w:p>
+      <w:pPr>
+        <w:numPr>
+          <w:ilvl w:val="1"/>
+          <w:numId w:val="1007"/>
+        </w:numPr>
+      </w:pPr>
+      <w:r>
+        <w:t xml:space="preserve">Falso: porque es la mitad del volumen de la caja 1</w:t>
+      </w:r>
+    </w:p>
+    <w:p>
+      <w:pPr>
+        <w:numPr>
+          <w:ilvl w:val="1"/>
+          <w:numId w:val="1007"/>
+        </w:numPr>
+      </w:pPr>
+      <w:r>
+        <w:t xml:space="preserve">Falso: porque es la media geométrica de los volúmenes</w:t>
+      </w:r>
+    </w:p>
+    <w:p>
+      <w:pPr>
+        <w:numPr>
+          <w:ilvl w:val="1"/>
+          <w:numId w:val="1007"/>
+        </w:numPr>
+      </w:pPr>
+      <w:r>
+        <w:t xml:space="preserve">Verdadero: porque el volumen de la caja 1 es 4608 cm³</w:t>
       </w:r>
     </w:p>
     <w:p>
@@ -394,7 +424,7 @@
         <w:br/>
       </w:r>
       <w:r>
-        <w:t xml:space="preserve">Una compañía de distribución de comida necesita evaluar dos tipos de cajas para el empaque de sus productos alimenticios. En la siguiente imagen se muestran las dimensiones de ambas cajas:</w:t>
+        <w:t xml:space="preserve">Una negocio de empaque de productos necesita evaluar dos tipos de cajas para el empaque de sus productos alimenticios. En la siguiente imagen se muestran las dimensiones de ambas cajas:</w:t>
       </w:r>
     </w:p>
     <w:p>
@@ -407,7 +437,7 @@
       <w:r>
         <w:drawing>
           <wp:inline>
-            <wp:extent cx="5334000" cy="1347536"/>
+            <wp:extent cx="5334000" cy="1418705"/>
             <wp:effectExtent b="0" l="0" r="0" t="0"/>
             <wp:docPr descr="image" title="" id="25" name="Picture"/>
             <a:graphic>
@@ -437,7 +467,7 @@
                   <pic:spPr bwMode="auto">
                     <a:xfrm>
                       <a:off x="0" y="0"/>
-                      <a:ext cx="5334000" cy="1347536"/>
+                      <a:ext cx="5334000" cy="1418705"/>
                     </a:xfrm>
                     <a:prstGeom prst="rect">
                       <a:avLst/>
@@ -460,7 +490,7 @@
       <w:pPr>
         <w:numPr>
           <w:ilvl w:val="1"/>
-          <w:numId w:val="1005"/>
+          <w:numId w:val="1008"/>
         </w:numPr>
       </w:pPr>
       <w:r>
@@ -471,14 +501,14 @@
         <w:t xml:space="preserve">Caja 1</w:t>
       </w:r>
       <w:r>
-        <w:t xml:space="preserve">: Paralelepípedo rectangular de 35 cm × 9 cm × 11 cm</w:t>
-      </w:r>
-    </w:p>
-    <w:p>
-      <w:pPr>
-        <w:numPr>
-          <w:ilvl w:val="1"/>
-          <w:numId w:val="1005"/>
+        <w:t xml:space="preserve">: Paralelepípedo rectangular de 27 cm × 10 cm × 10 cm</w:t>
+      </w:r>
+    </w:p>
+    <w:p>
+      <w:pPr>
+        <w:numPr>
+          <w:ilvl w:val="1"/>
+          <w:numId w:val="1008"/>
         </w:numPr>
       </w:pPr>
       <w:r>
@@ -489,7 +519,7 @@
         <w:t xml:space="preserve">Caja 2</w:t>
       </w:r>
       <w:r>
-        <w:t xml:space="preserve">: Cubo de 9 cm de lado</w:t>
+        <w:t xml:space="preserve">: Cubo de 10 cm de lado</w:t>
       </w:r>
     </w:p>
     <w:p>
@@ -507,44 +537,44 @@
       <w:pPr>
         <w:numPr>
           <w:ilvl w:val="1"/>
-          <w:numId w:val="1006"/>
-        </w:numPr>
-      </w:pPr>
-      <w:r>
-        <w:t xml:space="preserve">3465 cm³ porque el volumen de la caja 1 es 3465 cm³</w:t>
-      </w:r>
-    </w:p>
-    <w:p>
-      <w:pPr>
-        <w:numPr>
-          <w:ilvl w:val="1"/>
-          <w:numId w:val="1006"/>
-        </w:numPr>
-      </w:pPr>
-      <w:r>
-        <w:t xml:space="preserve">1458 cm³ porque es el doble del volumen de la caja 2</w:t>
-      </w:r>
-    </w:p>
-    <w:p>
-      <w:pPr>
-        <w:numPr>
-          <w:ilvl w:val="1"/>
-          <w:numId w:val="1006"/>
-        </w:numPr>
-      </w:pPr>
-      <w:r>
-        <w:t xml:space="preserve">4194 cm³ porque es la suma de ambos volúmenes</w:t>
-      </w:r>
-    </w:p>
-    <w:p>
-      <w:pPr>
-        <w:numPr>
-          <w:ilvl w:val="1"/>
-          <w:numId w:val="1006"/>
-        </w:numPr>
-      </w:pPr>
-      <w:r>
-        <w:t xml:space="preserve">1589 cm³ porque es la media geométrica de los volúmenes</w:t>
+          <w:numId w:val="1009"/>
+        </w:numPr>
+      </w:pPr>
+      <w:r>
+        <w:t xml:space="preserve">2025 cm³ porque representa el 75% del volumen mayor</w:t>
+      </w:r>
+    </w:p>
+    <w:p>
+      <w:pPr>
+        <w:numPr>
+          <w:ilvl w:val="1"/>
+          <w:numId w:val="1009"/>
+        </w:numPr>
+      </w:pPr>
+      <w:r>
+        <w:t xml:space="preserve">1700 cm³ porque es la diferencia entre los volúmenes</w:t>
+      </w:r>
+    </w:p>
+    <w:p>
+      <w:pPr>
+        <w:numPr>
+          <w:ilvl w:val="1"/>
+          <w:numId w:val="1009"/>
+        </w:numPr>
+      </w:pPr>
+      <w:r>
+        <w:t xml:space="preserve">1643 cm³ porque es la media geométrica de los volúmenes</w:t>
+      </w:r>
+    </w:p>
+    <w:p>
+      <w:pPr>
+        <w:numPr>
+          <w:ilvl w:val="1"/>
+          <w:numId w:val="1009"/>
+        </w:numPr>
+      </w:pPr>
+      <w:r>
+        <w:t xml:space="preserve">2700 cm³ porque el volumen de la caja 1 es 2700 cm³</w:t>
       </w:r>
     </w:p>
     <w:p>
@@ -582,92 +612,122 @@
         </w:rPr>
         <w:t xml:space="preserve">Cálculo del volumen de la Caja 1 (paralelepípedo):</w:t>
       </w:r>
+    </w:p>
+    <w:p>
+      <w:pPr>
+        <w:numPr>
+          <w:ilvl w:val="1"/>
+          <w:numId w:val="1010"/>
+        </w:numPr>
+      </w:pPr>
+      <w:r>
+        <w:t xml:space="preserve">Volumen = largo × ancho × alto</w:t>
+      </w:r>
+    </w:p>
+    <w:p>
+      <w:pPr>
+        <w:numPr>
+          <w:ilvl w:val="1"/>
+          <w:numId w:val="1010"/>
+        </w:numPr>
+      </w:pPr>
+      <w:r>
+        <w:t xml:space="preserve">Volumen_1 = 27 cm × 10 cm × 10 cm = 2700 cm³</w:t>
+      </w:r>
+    </w:p>
+    <w:p>
+      <w:pPr>
+        <w:numPr>
+          <w:ilvl w:val="0"/>
+          <w:numId w:val="1000"/>
+        </w:numPr>
+      </w:pPr>
+      <w:r>
+        <w:rPr>
+          <w:b/>
+          <w:bCs/>
+        </w:rPr>
+        <w:t xml:space="preserve">Cálculo del volumen de la Caja 2 (cubo):</w:t>
+      </w:r>
+    </w:p>
+    <w:p>
+      <w:pPr>
+        <w:numPr>
+          <w:ilvl w:val="1"/>
+          <w:numId w:val="1011"/>
+        </w:numPr>
+      </w:pPr>
+      <w:r>
+        <w:t xml:space="preserve">Volumen = lado³</w:t>
+      </w:r>
+    </w:p>
+    <w:p>
+      <w:pPr>
+        <w:numPr>
+          <w:ilvl w:val="1"/>
+          <w:numId w:val="1011"/>
+        </w:numPr>
+      </w:pPr>
+      <w:r>
+        <w:t xml:space="preserve">Volumen_2 = 10³ cm³ = 1000 cm³</w:t>
+      </w:r>
+    </w:p>
+    <w:p>
+      <w:pPr>
+        <w:numPr>
+          <w:ilvl w:val="0"/>
+          <w:numId w:val="1000"/>
+        </w:numPr>
+      </w:pPr>
+      <w:r>
+        <w:rPr>
+          <w:b/>
+          <w:bCs/>
+        </w:rPr>
+        <w:t xml:space="preserve">Comparación:</w:t>
+      </w:r>
+    </w:p>
+    <w:p>
+      <w:pPr>
+        <w:numPr>
+          <w:ilvl w:val="1"/>
+          <w:numId w:val="1012"/>
+        </w:numPr>
+      </w:pPr>
+      <w:r>
+        <w:t xml:space="preserve">Caja 1: 2700 cm³</w:t>
+      </w:r>
+    </w:p>
+    <w:p>
+      <w:pPr>
+        <w:numPr>
+          <w:ilvl w:val="1"/>
+          <w:numId w:val="1012"/>
+        </w:numPr>
+      </w:pPr>
+      <w:r>
+        <w:t xml:space="preserve">Caja 2: 1000 cm³</w:t>
+      </w:r>
+    </w:p>
+    <w:p>
+      <w:pPr>
+        <w:numPr>
+          <w:ilvl w:val="0"/>
+          <w:numId w:val="1000"/>
+        </w:numPr>
+      </w:pPr>
+      <w:r>
+        <w:t xml:space="preserve">Por lo tanto, la caja 1 ocupa más del doble del volumen de la caja 2. La respuesta correcta es</w:t>
+      </w:r>
       <w:r>
         <w:t xml:space="preserve"> </w:t>
       </w:r>
       <w:r>
-        <w:t xml:space="preserve">- Volumen = largo × ancho × alto</w:t>
-      </w:r>
-      <w:r>
-        <w:t xml:space="preserve"> </w:t>
-      </w:r>
-      <w:r>
-        <w:t xml:space="preserve">- Volumen_1 = 35 cm × 9 cm × 11 cm = 3465 cm³</w:t>
-      </w:r>
-    </w:p>
-    <w:p>
-      <w:pPr>
-        <w:numPr>
-          <w:ilvl w:val="0"/>
-          <w:numId w:val="1000"/>
-        </w:numPr>
-      </w:pPr>
-      <w:r>
-        <w:rPr>
-          <w:b/>
-          <w:bCs/>
-        </w:rPr>
-        <w:t xml:space="preserve">Cálculo del volumen de la Caja 2 (cubo):</w:t>
-      </w:r>
-      <w:r>
-        <w:t xml:space="preserve"> </w:t>
-      </w:r>
-      <w:r>
-        <w:t xml:space="preserve">- Volumen = lado³</w:t>
-      </w:r>
-      <w:r>
-        <w:t xml:space="preserve"> </w:t>
-      </w:r>
-      <w:r>
-        <w:t xml:space="preserve">- Volumen_2 = 9³ cm³ = 729 cm³</w:t>
-      </w:r>
-    </w:p>
-    <w:p>
-      <w:pPr>
-        <w:numPr>
-          <w:ilvl w:val="0"/>
-          <w:numId w:val="1000"/>
-        </w:numPr>
-      </w:pPr>
-      <w:r>
-        <w:rPr>
-          <w:b/>
-          <w:bCs/>
-        </w:rPr>
-        <w:t xml:space="preserve">Comparación:</w:t>
-      </w:r>
-      <w:r>
-        <w:t xml:space="preserve"> </w:t>
-      </w:r>
-      <w:r>
-        <w:t xml:space="preserve">- Caja 1: 3465 cm³</w:t>
-      </w:r>
-      <w:r>
-        <w:t xml:space="preserve"> </w:t>
-      </w:r>
-      <w:r>
-        <w:t xml:space="preserve">- Caja 2: 729 cm³</w:t>
-      </w:r>
-    </w:p>
-    <w:p>
-      <w:pPr>
-        <w:numPr>
-          <w:ilvl w:val="0"/>
-          <w:numId w:val="1000"/>
-        </w:numPr>
-      </w:pPr>
-      <w:r>
-        <w:t xml:space="preserve">Por lo tanto, la caja 1 ocupa más del doble del volumen de la caja 2. La respuesta correcta es</w:t>
-      </w:r>
-      <w:r>
-        <w:t xml:space="preserve"> </w:t>
-      </w:r>
-      <w:r>
-        <w:rPr>
-          <w:b/>
-          <w:bCs/>
-        </w:rPr>
-        <w:t xml:space="preserve">3465 cm³</w:t>
+        <w:rPr>
+          <w:b/>
+          <w:bCs/>
+        </w:rPr>
+        <w:t xml:space="preserve">2700 cm³</w:t>
       </w:r>
       <w:r>
         <w:t xml:space="preserve">.</w:t>
@@ -677,40 +737,29 @@
       <w:pPr>
         <w:numPr>
           <w:ilvl w:val="1"/>
-          <w:numId w:val="1007"/>
-        </w:numPr>
-      </w:pPr>
-      <w:r>
-        <w:t xml:space="preserve">Verdadero: porque el volumen de la caja 1 es 3465 cm³</w:t>
-      </w:r>
-    </w:p>
-    <w:p>
-      <w:pPr>
-        <w:numPr>
-          <w:ilvl w:val="1"/>
-          <w:numId w:val="1007"/>
-        </w:numPr>
-      </w:pPr>
-      <w:r>
-        <w:t xml:space="preserve">Falso: porque es el doble del volumen de la caja 2</w:t>
-      </w:r>
-    </w:p>
-    <w:p>
-      <w:pPr>
-        <w:numPr>
-          <w:ilvl w:val="1"/>
-          <w:numId w:val="1007"/>
-        </w:numPr>
-      </w:pPr>
-      <w:r>
-        <w:t xml:space="preserve">Falso: porque es la suma de ambos volúmenes</w:t>
-      </w:r>
-    </w:p>
-    <w:p>
-      <w:pPr>
-        <w:numPr>
-          <w:ilvl w:val="1"/>
-          <w:numId w:val="1007"/>
+          <w:numId w:val="1013"/>
+        </w:numPr>
+      </w:pPr>
+      <w:r>
+        <w:t xml:space="preserve">Falso: porque representa el 75% del volumen mayor</w:t>
+      </w:r>
+    </w:p>
+    <w:p>
+      <w:pPr>
+        <w:numPr>
+          <w:ilvl w:val="1"/>
+          <w:numId w:val="1013"/>
+        </w:numPr>
+      </w:pPr>
+      <w:r>
+        <w:t xml:space="preserve">Falso: porque es la diferencia entre los volúmenes</w:t>
+      </w:r>
+    </w:p>
+    <w:p>
+      <w:pPr>
+        <w:numPr>
+          <w:ilvl w:val="1"/>
+          <w:numId w:val="1013"/>
         </w:numPr>
       </w:pPr>
       <w:r>
@@ -720,6 +769,17 @@
     <w:p>
       <w:pPr>
         <w:numPr>
+          <w:ilvl w:val="1"/>
+          <w:numId w:val="1013"/>
+        </w:numPr>
+      </w:pPr>
+      <w:r>
+        <w:t xml:space="preserve">Verdadero: porque el volumen de la caja 1 es 2700 cm³</w:t>
+      </w:r>
+    </w:p>
+    <w:p>
+      <w:pPr>
+        <w:numPr>
           <w:ilvl w:val="0"/>
           <w:numId w:val="1001"/>
         </w:numPr>
@@ -735,7 +795,7 @@
         <w:br/>
       </w:r>
       <w:r>
-        <w:t xml:space="preserve">Una empresa de logística alimentaria necesita evaluar dos tipos de cajas para el empaque de sus productos alimenticios. En la siguiente imagen se muestran las dimensiones de ambas cajas:</w:t>
+        <w:t xml:space="preserve">Una empresa para empacar alimentos necesita evaluar dos tipos de cajas para el empaque de sus productos alimenticios. En la siguiente imagen se muestran las dimensiones de ambas cajas:</w:t>
       </w:r>
     </w:p>
     <w:p>
@@ -748,7 +808,7 @@
       <w:r>
         <w:drawing>
           <wp:inline>
-            <wp:extent cx="5334000" cy="1265847"/>
+            <wp:extent cx="5334000" cy="1479543"/>
             <wp:effectExtent b="0" l="0" r="0" t="0"/>
             <wp:docPr descr="image" title="" id="29" name="Picture"/>
             <a:graphic>
@@ -778,7 +838,7 @@
                   <pic:spPr bwMode="auto">
                     <a:xfrm>
                       <a:off x="0" y="0"/>
-                      <a:ext cx="5334000" cy="1265847"/>
+                      <a:ext cx="5334000" cy="1479543"/>
                     </a:xfrm>
                     <a:prstGeom prst="rect">
                       <a:avLst/>
@@ -801,7 +861,7 @@
       <w:pPr>
         <w:numPr>
           <w:ilvl w:val="1"/>
-          <w:numId w:val="1008"/>
+          <w:numId w:val="1014"/>
         </w:numPr>
       </w:pPr>
       <w:r>
@@ -812,14 +872,14 @@
         <w:t xml:space="preserve">Caja 1</w:t>
       </w:r>
       <w:r>
-        <w:t xml:space="preserve">: Paralelepípedo rectangular de 27 cm × 8 cm × 8 cm</w:t>
-      </w:r>
-    </w:p>
-    <w:p>
-      <w:pPr>
-        <w:numPr>
-          <w:ilvl w:val="1"/>
-          <w:numId w:val="1008"/>
+        <w:t xml:space="preserve">: Paralelepípedo rectangular de 28 cm × 10 cm × 11 cm</w:t>
+      </w:r>
+    </w:p>
+    <w:p>
+      <w:pPr>
+        <w:numPr>
+          <w:ilvl w:val="1"/>
+          <w:numId w:val="1014"/>
         </w:numPr>
       </w:pPr>
       <w:r>
@@ -830,7 +890,7 @@
         <w:t xml:space="preserve">Caja 2</w:t>
       </w:r>
       <w:r>
-        <w:t xml:space="preserve">: Cubo de 8 cm de lado</w:t>
+        <w:t xml:space="preserve">: Cubo de 10 cm de lado</w:t>
       </w:r>
     </w:p>
     <w:p>
@@ -848,44 +908,44 @@
       <w:pPr>
         <w:numPr>
           <w:ilvl w:val="1"/>
-          <w:numId w:val="1009"/>
-        </w:numPr>
-      </w:pPr>
-      <w:r>
-        <w:t xml:space="preserve">1728 cm³ porque el volumen de la caja 1 es 1728 cm³</w:t>
-      </w:r>
-    </w:p>
-    <w:p>
-      <w:pPr>
-        <w:numPr>
-          <w:ilvl w:val="1"/>
-          <w:numId w:val="1009"/>
-        </w:numPr>
-      </w:pPr>
-      <w:r>
-        <w:t xml:space="preserve">768 cm³ porque es 1.5 veces el volumen menor</w:t>
-      </w:r>
-    </w:p>
-    <w:p>
-      <w:pPr>
-        <w:numPr>
-          <w:ilvl w:val="1"/>
-          <w:numId w:val="1009"/>
-        </w:numPr>
-      </w:pPr>
-      <w:r>
-        <w:t xml:space="preserve">1120 cm³ porque es el promedio de ambos volúmenes</w:t>
-      </w:r>
-    </w:p>
-    <w:p>
-      <w:pPr>
-        <w:numPr>
-          <w:ilvl w:val="1"/>
-          <w:numId w:val="1009"/>
-        </w:numPr>
-      </w:pPr>
-      <w:r>
-        <w:t xml:space="preserve">1296 cm³ porque representa el 75% del volumen mayor</w:t>
+          <w:numId w:val="1015"/>
+        </w:numPr>
+      </w:pPr>
+      <w:r>
+        <w:t xml:space="preserve">2040 cm³ porque es el promedio de ambos volúmenes</w:t>
+      </w:r>
+    </w:p>
+    <w:p>
+      <w:pPr>
+        <w:numPr>
+          <w:ilvl w:val="1"/>
+          <w:numId w:val="1015"/>
+        </w:numPr>
+      </w:pPr>
+      <w:r>
+        <w:t xml:space="preserve">2080 cm³ porque es la diferencia entre los volúmenes</w:t>
+      </w:r>
+    </w:p>
+    <w:p>
+      <w:pPr>
+        <w:numPr>
+          <w:ilvl w:val="1"/>
+          <w:numId w:val="1015"/>
+        </w:numPr>
+      </w:pPr>
+      <w:r>
+        <w:t xml:space="preserve">1540 cm³ porque es la mitad del volumen de la caja 1</w:t>
+      </w:r>
+    </w:p>
+    <w:p>
+      <w:pPr>
+        <w:numPr>
+          <w:ilvl w:val="1"/>
+          <w:numId w:val="1015"/>
+        </w:numPr>
+      </w:pPr>
+      <w:r>
+        <w:t xml:space="preserve">3080 cm³ porque el volumen de la caja 1 es 3080 cm³</w:t>
       </w:r>
     </w:p>
     <w:p>
@@ -923,92 +983,122 @@
         </w:rPr>
         <w:t xml:space="preserve">Cálculo del volumen de la Caja 1 (paralelepípedo):</w:t>
       </w:r>
+    </w:p>
+    <w:p>
+      <w:pPr>
+        <w:numPr>
+          <w:ilvl w:val="1"/>
+          <w:numId w:val="1016"/>
+        </w:numPr>
+      </w:pPr>
+      <w:r>
+        <w:t xml:space="preserve">Volumen = largo × ancho × alto</w:t>
+      </w:r>
+    </w:p>
+    <w:p>
+      <w:pPr>
+        <w:numPr>
+          <w:ilvl w:val="1"/>
+          <w:numId w:val="1016"/>
+        </w:numPr>
+      </w:pPr>
+      <w:r>
+        <w:t xml:space="preserve">Volumen_1 = 28 cm × 10 cm × 11 cm = 3080 cm³</w:t>
+      </w:r>
+    </w:p>
+    <w:p>
+      <w:pPr>
+        <w:numPr>
+          <w:ilvl w:val="0"/>
+          <w:numId w:val="1000"/>
+        </w:numPr>
+      </w:pPr>
+      <w:r>
+        <w:rPr>
+          <w:b/>
+          <w:bCs/>
+        </w:rPr>
+        <w:t xml:space="preserve">Cálculo del volumen de la Caja 2 (cubo):</w:t>
+      </w:r>
+    </w:p>
+    <w:p>
+      <w:pPr>
+        <w:numPr>
+          <w:ilvl w:val="1"/>
+          <w:numId w:val="1017"/>
+        </w:numPr>
+      </w:pPr>
+      <w:r>
+        <w:t xml:space="preserve">Volumen = lado³</w:t>
+      </w:r>
+    </w:p>
+    <w:p>
+      <w:pPr>
+        <w:numPr>
+          <w:ilvl w:val="1"/>
+          <w:numId w:val="1017"/>
+        </w:numPr>
+      </w:pPr>
+      <w:r>
+        <w:t xml:space="preserve">Volumen_2 = 10³ cm³ = 1000 cm³</w:t>
+      </w:r>
+    </w:p>
+    <w:p>
+      <w:pPr>
+        <w:numPr>
+          <w:ilvl w:val="0"/>
+          <w:numId w:val="1000"/>
+        </w:numPr>
+      </w:pPr>
+      <w:r>
+        <w:rPr>
+          <w:b/>
+          <w:bCs/>
+        </w:rPr>
+        <w:t xml:space="preserve">Comparación:</w:t>
+      </w:r>
+    </w:p>
+    <w:p>
+      <w:pPr>
+        <w:numPr>
+          <w:ilvl w:val="1"/>
+          <w:numId w:val="1018"/>
+        </w:numPr>
+      </w:pPr>
+      <w:r>
+        <w:t xml:space="preserve">Caja 1: 3080 cm³</w:t>
+      </w:r>
+    </w:p>
+    <w:p>
+      <w:pPr>
+        <w:numPr>
+          <w:ilvl w:val="1"/>
+          <w:numId w:val="1018"/>
+        </w:numPr>
+      </w:pPr>
+      <w:r>
+        <w:t xml:space="preserve">Caja 2: 1000 cm³</w:t>
+      </w:r>
+    </w:p>
+    <w:p>
+      <w:pPr>
+        <w:numPr>
+          <w:ilvl w:val="0"/>
+          <w:numId w:val="1000"/>
+        </w:numPr>
+      </w:pPr>
+      <w:r>
+        <w:t xml:space="preserve">Por lo tanto, la caja 1 ocupa más del doble del volumen de la caja 2. La respuesta correcta es</w:t>
+      </w:r>
       <w:r>
         <w:t xml:space="preserve"> </w:t>
       </w:r>
       <w:r>
-        <w:t xml:space="preserve">- Volumen = largo × ancho × alto</w:t>
-      </w:r>
-      <w:r>
-        <w:t xml:space="preserve"> </w:t>
-      </w:r>
-      <w:r>
-        <w:t xml:space="preserve">- Volumen_1 = 27 cm × 8 cm × 8 cm = 1728 cm³</w:t>
-      </w:r>
-    </w:p>
-    <w:p>
-      <w:pPr>
-        <w:numPr>
-          <w:ilvl w:val="0"/>
-          <w:numId w:val="1000"/>
-        </w:numPr>
-      </w:pPr>
-      <w:r>
-        <w:rPr>
-          <w:b/>
-          <w:bCs/>
-        </w:rPr>
-        <w:t xml:space="preserve">Cálculo del volumen de la Caja 2 (cubo):</w:t>
-      </w:r>
-      <w:r>
-        <w:t xml:space="preserve"> </w:t>
-      </w:r>
-      <w:r>
-        <w:t xml:space="preserve">- Volumen = lado³</w:t>
-      </w:r>
-      <w:r>
-        <w:t xml:space="preserve"> </w:t>
-      </w:r>
-      <w:r>
-        <w:t xml:space="preserve">- Volumen_2 = 8³ cm³ = 512 cm³</w:t>
-      </w:r>
-    </w:p>
-    <w:p>
-      <w:pPr>
-        <w:numPr>
-          <w:ilvl w:val="0"/>
-          <w:numId w:val="1000"/>
-        </w:numPr>
-      </w:pPr>
-      <w:r>
-        <w:rPr>
-          <w:b/>
-          <w:bCs/>
-        </w:rPr>
-        <w:t xml:space="preserve">Comparación:</w:t>
-      </w:r>
-      <w:r>
-        <w:t xml:space="preserve"> </w:t>
-      </w:r>
-      <w:r>
-        <w:t xml:space="preserve">- Caja 1: 1728 cm³</w:t>
-      </w:r>
-      <w:r>
-        <w:t xml:space="preserve"> </w:t>
-      </w:r>
-      <w:r>
-        <w:t xml:space="preserve">- Caja 2: 512 cm³</w:t>
-      </w:r>
-    </w:p>
-    <w:p>
-      <w:pPr>
-        <w:numPr>
-          <w:ilvl w:val="0"/>
-          <w:numId w:val="1000"/>
-        </w:numPr>
-      </w:pPr>
-      <w:r>
-        <w:t xml:space="preserve">Por lo tanto, la caja 1 ocupa más del doble del volumen de la caja 2. La respuesta correcta es</w:t>
-      </w:r>
-      <w:r>
-        <w:t xml:space="preserve"> </w:t>
-      </w:r>
-      <w:r>
-        <w:rPr>
-          <w:b/>
-          <w:bCs/>
-        </w:rPr>
-        <w:t xml:space="preserve">1728 cm³</w:t>
+        <w:rPr>
+          <w:b/>
+          <w:bCs/>
+        </w:rPr>
+        <w:t xml:space="preserve">3080 cm³</w:t>
       </w:r>
       <w:r>
         <w:t xml:space="preserve">.</w:t>
@@ -1018,29 +1108,7 @@
       <w:pPr>
         <w:numPr>
           <w:ilvl w:val="1"/>
-          <w:numId w:val="1010"/>
-        </w:numPr>
-      </w:pPr>
-      <w:r>
-        <w:t xml:space="preserve">Verdadero: porque el volumen de la caja 1 es 1728 cm³</w:t>
-      </w:r>
-    </w:p>
-    <w:p>
-      <w:pPr>
-        <w:numPr>
-          <w:ilvl w:val="1"/>
-          <w:numId w:val="1010"/>
-        </w:numPr>
-      </w:pPr>
-      <w:r>
-        <w:t xml:space="preserve">Falso: porque es 1.5 veces el volumen menor</w:t>
-      </w:r>
-    </w:p>
-    <w:p>
-      <w:pPr>
-        <w:numPr>
-          <w:ilvl w:val="1"/>
-          <w:numId w:val="1010"/>
+          <w:numId w:val="1019"/>
         </w:numPr>
       </w:pPr>
       <w:r>
@@ -1051,11 +1119,33 @@
       <w:pPr>
         <w:numPr>
           <w:ilvl w:val="1"/>
-          <w:numId w:val="1010"/>
-        </w:numPr>
-      </w:pPr>
-      <w:r>
-        <w:t xml:space="preserve">Falso: porque representa el 75% del volumen mayor</w:t>
+          <w:numId w:val="1019"/>
+        </w:numPr>
+      </w:pPr>
+      <w:r>
+        <w:t xml:space="preserve">Falso: porque es la diferencia entre los volúmenes</w:t>
+      </w:r>
+    </w:p>
+    <w:p>
+      <w:pPr>
+        <w:numPr>
+          <w:ilvl w:val="1"/>
+          <w:numId w:val="1019"/>
+        </w:numPr>
+      </w:pPr>
+      <w:r>
+        <w:t xml:space="preserve">Falso: porque es la mitad del volumen de la caja 1</w:t>
+      </w:r>
+    </w:p>
+    <w:p>
+      <w:pPr>
+        <w:numPr>
+          <w:ilvl w:val="1"/>
+          <w:numId w:val="1019"/>
+        </w:numPr>
+      </w:pPr>
+      <w:r>
+        <w:t xml:space="preserve">Verdadero: porque el volumen de la caja 1 es 3080 cm³</w:t>
       </w:r>
     </w:p>
     <w:p>
@@ -1076,7 +1166,7 @@
         <w:br/>
       </w:r>
       <w:r>
-        <w:t xml:space="preserve">Una industria alimentaria necesita evaluar dos tipos de cajas para el empaque de sus productos alimenticios. En la siguiente imagen se muestran las dimensiones de ambas cajas:</w:t>
+        <w:t xml:space="preserve">Una empresa para empacar alimentos necesita evaluar dos tipos de cajas para el empaque de sus productos alimenticios. En la siguiente imagen se muestran las dimensiones de ambas cajas:</w:t>
       </w:r>
     </w:p>
     <w:p>
@@ -1089,7 +1179,7 @@
       <w:r>
         <w:drawing>
           <wp:inline>
-            <wp:extent cx="5334000" cy="1463565"/>
+            <wp:extent cx="5334000" cy="1361612"/>
             <wp:effectExtent b="0" l="0" r="0" t="0"/>
             <wp:docPr descr="image" title="" id="33" name="Picture"/>
             <a:graphic>
@@ -1119,7 +1209,7 @@
                   <pic:spPr bwMode="auto">
                     <a:xfrm>
                       <a:off x="0" y="0"/>
-                      <a:ext cx="5334000" cy="1463565"/>
+                      <a:ext cx="5334000" cy="1361612"/>
                     </a:xfrm>
                     <a:prstGeom prst="rect">
                       <a:avLst/>
@@ -1142,7 +1232,7 @@
       <w:pPr>
         <w:numPr>
           <w:ilvl w:val="1"/>
-          <w:numId w:val="1011"/>
+          <w:numId w:val="1020"/>
         </w:numPr>
       </w:pPr>
       <w:r>
@@ -1153,14 +1243,14 @@
         <w:t xml:space="preserve">Caja 1</w:t>
       </w:r>
       <w:r>
-        <w:t xml:space="preserve">: Paralelepípedo rectangular de 28 cm × 11 cm × 8 cm</w:t>
-      </w:r>
-    </w:p>
-    <w:p>
-      <w:pPr>
-        <w:numPr>
-          <w:ilvl w:val="1"/>
-          <w:numId w:val="1011"/>
+        <w:t xml:space="preserve">: Paralelepípedo rectangular de 33 cm × 11 cm × 9 cm</w:t>
+      </w:r>
+    </w:p>
+    <w:p>
+      <w:pPr>
+        <w:numPr>
+          <w:ilvl w:val="1"/>
+          <w:numId w:val="1020"/>
         </w:numPr>
       </w:pPr>
       <w:r>
@@ -1189,44 +1279,44 @@
       <w:pPr>
         <w:numPr>
           <w:ilvl w:val="1"/>
-          <w:numId w:val="1012"/>
-        </w:numPr>
-      </w:pPr>
-      <w:r>
-        <w:t xml:space="preserve">1996 cm³ porque es 1.5 veces el volumen menor</w:t>
-      </w:r>
-    </w:p>
-    <w:p>
-      <w:pPr>
-        <w:numPr>
-          <w:ilvl w:val="1"/>
-          <w:numId w:val="1012"/>
-        </w:numPr>
-      </w:pPr>
-      <w:r>
-        <w:t xml:space="preserve">2662 cm³ porque es el doble del volumen de la caja 2</w:t>
-      </w:r>
-    </w:p>
-    <w:p>
-      <w:pPr>
-        <w:numPr>
-          <w:ilvl w:val="1"/>
-          <w:numId w:val="1012"/>
-        </w:numPr>
-      </w:pPr>
-      <w:r>
-        <w:t xml:space="preserve">1811 cm³ porque es la media geométrica de los volúmenes</w:t>
-      </w:r>
-    </w:p>
-    <w:p>
-      <w:pPr>
-        <w:numPr>
-          <w:ilvl w:val="1"/>
-          <w:numId w:val="1012"/>
-        </w:numPr>
-      </w:pPr>
-      <w:r>
-        <w:t xml:space="preserve">2464 cm³ porque el volumen de la caja 1 es 2464 cm³</w:t>
+          <w:numId w:val="1021"/>
+        </w:numPr>
+      </w:pPr>
+      <w:r>
+        <w:t xml:space="preserve">1936 cm³ porque es la diferencia entre los volúmenes</w:t>
+      </w:r>
+    </w:p>
+    <w:p>
+      <w:pPr>
+        <w:numPr>
+          <w:ilvl w:val="1"/>
+          <w:numId w:val="1021"/>
+        </w:numPr>
+      </w:pPr>
+      <w:r>
+        <w:t xml:space="preserve">1634 cm³ porque es la mitad del volumen de la caja 1</w:t>
+      </w:r>
+    </w:p>
+    <w:p>
+      <w:pPr>
+        <w:numPr>
+          <w:ilvl w:val="1"/>
+          <w:numId w:val="1021"/>
+        </w:numPr>
+      </w:pPr>
+      <w:r>
+        <w:t xml:space="preserve">2299 cm³ porque es el promedio de ambos volúmenes</w:t>
+      </w:r>
+    </w:p>
+    <w:p>
+      <w:pPr>
+        <w:numPr>
+          <w:ilvl w:val="1"/>
+          <w:numId w:val="1021"/>
+        </w:numPr>
+      </w:pPr>
+      <w:r>
+        <w:t xml:space="preserve">3267 cm³ porque el volumen de la caja 1 es 3267 cm³</w:t>
       </w:r>
     </w:p>
     <w:p>
@@ -1264,92 +1354,122 @@
         </w:rPr>
         <w:t xml:space="preserve">Cálculo del volumen de la Caja 1 (paralelepípedo):</w:t>
       </w:r>
+    </w:p>
+    <w:p>
+      <w:pPr>
+        <w:numPr>
+          <w:ilvl w:val="1"/>
+          <w:numId w:val="1022"/>
+        </w:numPr>
+      </w:pPr>
+      <w:r>
+        <w:t xml:space="preserve">Volumen = largo × ancho × alto</w:t>
+      </w:r>
+    </w:p>
+    <w:p>
+      <w:pPr>
+        <w:numPr>
+          <w:ilvl w:val="1"/>
+          <w:numId w:val="1022"/>
+        </w:numPr>
+      </w:pPr>
+      <w:r>
+        <w:t xml:space="preserve">Volumen_1 = 33 cm × 11 cm × 9 cm = 3267 cm³</w:t>
+      </w:r>
+    </w:p>
+    <w:p>
+      <w:pPr>
+        <w:numPr>
+          <w:ilvl w:val="0"/>
+          <w:numId w:val="1000"/>
+        </w:numPr>
+      </w:pPr>
+      <w:r>
+        <w:rPr>
+          <w:b/>
+          <w:bCs/>
+        </w:rPr>
+        <w:t xml:space="preserve">Cálculo del volumen de la Caja 2 (cubo):</w:t>
+      </w:r>
+    </w:p>
+    <w:p>
+      <w:pPr>
+        <w:numPr>
+          <w:ilvl w:val="1"/>
+          <w:numId w:val="1023"/>
+        </w:numPr>
+      </w:pPr>
+      <w:r>
+        <w:t xml:space="preserve">Volumen = lado³</w:t>
+      </w:r>
+    </w:p>
+    <w:p>
+      <w:pPr>
+        <w:numPr>
+          <w:ilvl w:val="1"/>
+          <w:numId w:val="1023"/>
+        </w:numPr>
+      </w:pPr>
+      <w:r>
+        <w:t xml:space="preserve">Volumen_2 = 11³ cm³ = 1331 cm³</w:t>
+      </w:r>
+    </w:p>
+    <w:p>
+      <w:pPr>
+        <w:numPr>
+          <w:ilvl w:val="0"/>
+          <w:numId w:val="1000"/>
+        </w:numPr>
+      </w:pPr>
+      <w:r>
+        <w:rPr>
+          <w:b/>
+          <w:bCs/>
+        </w:rPr>
+        <w:t xml:space="preserve">Comparación:</w:t>
+      </w:r>
+    </w:p>
+    <w:p>
+      <w:pPr>
+        <w:numPr>
+          <w:ilvl w:val="1"/>
+          <w:numId w:val="1024"/>
+        </w:numPr>
+      </w:pPr>
+      <w:r>
+        <w:t xml:space="preserve">Caja 1: 3267 cm³</w:t>
+      </w:r>
+    </w:p>
+    <w:p>
+      <w:pPr>
+        <w:numPr>
+          <w:ilvl w:val="1"/>
+          <w:numId w:val="1024"/>
+        </w:numPr>
+      </w:pPr>
+      <w:r>
+        <w:t xml:space="preserve">Caja 2: 1331 cm³</w:t>
+      </w:r>
+    </w:p>
+    <w:p>
+      <w:pPr>
+        <w:numPr>
+          <w:ilvl w:val="0"/>
+          <w:numId w:val="1000"/>
+        </w:numPr>
+      </w:pPr>
+      <w:r>
+        <w:t xml:space="preserve">Por lo tanto, la caja 1 ocupa más del doble del volumen de la caja 2. La respuesta correcta es</w:t>
+      </w:r>
       <w:r>
         <w:t xml:space="preserve"> </w:t>
       </w:r>
       <w:r>
-        <w:t xml:space="preserve">- Volumen = largo × ancho × alto</w:t>
-      </w:r>
-      <w:r>
-        <w:t xml:space="preserve"> </w:t>
-      </w:r>
-      <w:r>
-        <w:t xml:space="preserve">- Volumen_1 = 28 cm × 11 cm × 8 cm = 2464 cm³</w:t>
-      </w:r>
-    </w:p>
-    <w:p>
-      <w:pPr>
-        <w:numPr>
-          <w:ilvl w:val="0"/>
-          <w:numId w:val="1000"/>
-        </w:numPr>
-      </w:pPr>
-      <w:r>
-        <w:rPr>
-          <w:b/>
-          <w:bCs/>
-        </w:rPr>
-        <w:t xml:space="preserve">Cálculo del volumen de la Caja 2 (cubo):</w:t>
-      </w:r>
-      <w:r>
-        <w:t xml:space="preserve"> </w:t>
-      </w:r>
-      <w:r>
-        <w:t xml:space="preserve">- Volumen = lado³</w:t>
-      </w:r>
-      <w:r>
-        <w:t xml:space="preserve"> </w:t>
-      </w:r>
-      <w:r>
-        <w:t xml:space="preserve">- Volumen_2 = 11³ cm³ = 1331 cm³</w:t>
-      </w:r>
-    </w:p>
-    <w:p>
-      <w:pPr>
-        <w:numPr>
-          <w:ilvl w:val="0"/>
-          <w:numId w:val="1000"/>
-        </w:numPr>
-      </w:pPr>
-      <w:r>
-        <w:rPr>
-          <w:b/>
-          <w:bCs/>
-        </w:rPr>
-        <w:t xml:space="preserve">Comparación:</w:t>
-      </w:r>
-      <w:r>
-        <w:t xml:space="preserve"> </w:t>
-      </w:r>
-      <w:r>
-        <w:t xml:space="preserve">- Caja 1: 2464 cm³</w:t>
-      </w:r>
-      <w:r>
-        <w:t xml:space="preserve"> </w:t>
-      </w:r>
-      <w:r>
-        <w:t xml:space="preserve">- Caja 2: 1331 cm³</w:t>
-      </w:r>
-    </w:p>
-    <w:p>
-      <w:pPr>
-        <w:numPr>
-          <w:ilvl w:val="0"/>
-          <w:numId w:val="1000"/>
-        </w:numPr>
-      </w:pPr>
-      <w:r>
-        <w:t xml:space="preserve">Por lo tanto, la caja 1 ocupa el doble del volumen de la caja 2. La respuesta correcta es</w:t>
-      </w:r>
-      <w:r>
-        <w:t xml:space="preserve"> </w:t>
-      </w:r>
-      <w:r>
-        <w:rPr>
-          <w:b/>
-          <w:bCs/>
-        </w:rPr>
-        <w:t xml:space="preserve">2464 cm³</w:t>
+        <w:rPr>
+          <w:b/>
+          <w:bCs/>
+        </w:rPr>
+        <w:t xml:space="preserve">3267 cm³</w:t>
       </w:r>
       <w:r>
         <w:t xml:space="preserve">.</w:t>
@@ -1359,44 +1479,44 @@
       <w:pPr>
         <w:numPr>
           <w:ilvl w:val="1"/>
-          <w:numId w:val="1013"/>
-        </w:numPr>
-      </w:pPr>
-      <w:r>
-        <w:t xml:space="preserve">Falso: porque es 1.5 veces el volumen menor</w:t>
-      </w:r>
-    </w:p>
-    <w:p>
-      <w:pPr>
-        <w:numPr>
-          <w:ilvl w:val="1"/>
-          <w:numId w:val="1013"/>
-        </w:numPr>
-      </w:pPr>
-      <w:r>
-        <w:t xml:space="preserve">Falso: porque es el doble del volumen de la caja 2</w:t>
-      </w:r>
-    </w:p>
-    <w:p>
-      <w:pPr>
-        <w:numPr>
-          <w:ilvl w:val="1"/>
-          <w:numId w:val="1013"/>
-        </w:numPr>
-      </w:pPr>
-      <w:r>
-        <w:t xml:space="preserve">Falso: porque es la media geométrica de los volúmenes</w:t>
-      </w:r>
-    </w:p>
-    <w:p>
-      <w:pPr>
-        <w:numPr>
-          <w:ilvl w:val="1"/>
-          <w:numId w:val="1013"/>
-        </w:numPr>
-      </w:pPr>
-      <w:r>
-        <w:t xml:space="preserve">Verdadero: porque el volumen de la caja 1 es 2464 cm³</w:t>
+          <w:numId w:val="1025"/>
+        </w:numPr>
+      </w:pPr>
+      <w:r>
+        <w:t xml:space="preserve">Falso: porque es la diferencia entre los volúmenes</w:t>
+      </w:r>
+    </w:p>
+    <w:p>
+      <w:pPr>
+        <w:numPr>
+          <w:ilvl w:val="1"/>
+          <w:numId w:val="1025"/>
+        </w:numPr>
+      </w:pPr>
+      <w:r>
+        <w:t xml:space="preserve">Falso: porque es la mitad del volumen de la caja 1</w:t>
+      </w:r>
+    </w:p>
+    <w:p>
+      <w:pPr>
+        <w:numPr>
+          <w:ilvl w:val="1"/>
+          <w:numId w:val="1025"/>
+        </w:numPr>
+      </w:pPr>
+      <w:r>
+        <w:t xml:space="preserve">Falso: porque es el promedio de ambos volúmenes</w:t>
+      </w:r>
+    </w:p>
+    <w:p>
+      <w:pPr>
+        <w:numPr>
+          <w:ilvl w:val="1"/>
+          <w:numId w:val="1025"/>
+        </w:numPr>
+      </w:pPr>
+      <w:r>
+        <w:t xml:space="preserve">Verdadero: porque el volumen de la caja 1 es 3267 cm³</w:t>
       </w:r>
     </w:p>
     <w:p>
@@ -1417,7 +1537,7 @@
         <w:br/>
       </w:r>
       <w:r>
-        <w:t xml:space="preserve">Una empresa de logística alimentaria necesita evaluar dos tipos de cajas para el empaque de sus productos alimenticios. En la siguiente imagen se muestran las dimensiones de ambas cajas:</w:t>
+        <w:t xml:space="preserve">Una empresa para empacar alimentos necesita evaluar dos tipos de cajas para el empaque de sus productos alimenticios. En la siguiente imagen se muestran las dimensiones de ambas cajas:</w:t>
       </w:r>
     </w:p>
     <w:p>
@@ -1430,7 +1550,7 @@
       <w:r>
         <w:drawing>
           <wp:inline>
-            <wp:extent cx="5334000" cy="1524723"/>
+            <wp:extent cx="5334000" cy="1296774"/>
             <wp:effectExtent b="0" l="0" r="0" t="0"/>
             <wp:docPr descr="image" title="" id="37" name="Picture"/>
             <a:graphic>
@@ -1460,7 +1580,7 @@
                   <pic:spPr bwMode="auto">
                     <a:xfrm>
                       <a:off x="0" y="0"/>
-                      <a:ext cx="5334000" cy="1524723"/>
+                      <a:ext cx="5334000" cy="1296774"/>
                     </a:xfrm>
                     <a:prstGeom prst="rect">
                       <a:avLst/>
@@ -1483,7 +1603,7 @@
       <w:pPr>
         <w:numPr>
           <w:ilvl w:val="1"/>
-          <w:numId w:val="1014"/>
+          <w:numId w:val="1026"/>
         </w:numPr>
       </w:pPr>
       <w:r>
@@ -1494,14 +1614,14 @@
         <w:t xml:space="preserve">Caja 1</w:t>
       </w:r>
       <w:r>
-        <w:t xml:space="preserve">: Paralelepípedo rectangular de 28 cm × 12 cm × 12 cm</w:t>
-      </w:r>
-    </w:p>
-    <w:p>
-      <w:pPr>
-        <w:numPr>
-          <w:ilvl w:val="1"/>
-          <w:numId w:val="1014"/>
+        <w:t xml:space="preserve">: Paralelepípedo rectangular de 33 cm × 10 cm × 8 cm</w:t>
+      </w:r>
+    </w:p>
+    <w:p>
+      <w:pPr>
+        <w:numPr>
+          <w:ilvl w:val="1"/>
+          <w:numId w:val="1026"/>
         </w:numPr>
       </w:pPr>
       <w:r>
@@ -1512,7 +1632,7 @@
         <w:t xml:space="preserve">Caja 2</w:t>
       </w:r>
       <w:r>
-        <w:t xml:space="preserve">: Cubo de 12 cm de lado</w:t>
+        <w:t xml:space="preserve">: Cubo de 10 cm de lado</w:t>
       </w:r>
     </w:p>
     <w:p>
@@ -1530,44 +1650,44 @@
       <w:pPr>
         <w:numPr>
           <w:ilvl w:val="1"/>
-          <w:numId w:val="1015"/>
-        </w:numPr>
-      </w:pPr>
-      <w:r>
-        <w:t xml:space="preserve">2592 cm³ porque es 1.5 veces el volumen menor</w:t>
-      </w:r>
-    </w:p>
-    <w:p>
-      <w:pPr>
-        <w:numPr>
-          <w:ilvl w:val="1"/>
-          <w:numId w:val="1015"/>
-        </w:numPr>
-      </w:pPr>
-      <w:r>
-        <w:t xml:space="preserve">4032 cm³ porque el volumen de la caja 1 es 4032 cm³</w:t>
-      </w:r>
-    </w:p>
-    <w:p>
-      <w:pPr>
-        <w:numPr>
-          <w:ilvl w:val="1"/>
-          <w:numId w:val="1015"/>
-        </w:numPr>
-      </w:pPr>
-      <w:r>
-        <w:t xml:space="preserve">2640 cm³ porque es la media geométrica de los volúmenes</w:t>
-      </w:r>
-    </w:p>
-    <w:p>
-      <w:pPr>
-        <w:numPr>
-          <w:ilvl w:val="1"/>
-          <w:numId w:val="1015"/>
-        </w:numPr>
-      </w:pPr>
-      <w:r>
-        <w:t xml:space="preserve">5760 cm³ porque es la suma de ambos volúmenes</w:t>
+          <w:numId w:val="1027"/>
+        </w:numPr>
+      </w:pPr>
+      <w:r>
+        <w:t xml:space="preserve">3640 cm³ porque es la suma de ambos volúmenes</w:t>
+      </w:r>
+    </w:p>
+    <w:p>
+      <w:pPr>
+        <w:numPr>
+          <w:ilvl w:val="1"/>
+          <w:numId w:val="1027"/>
+        </w:numPr>
+      </w:pPr>
+      <w:r>
+        <w:t xml:space="preserve">1640 cm³ porque es la diferencia entre los volúmenes</w:t>
+      </w:r>
+    </w:p>
+    <w:p>
+      <w:pPr>
+        <w:numPr>
+          <w:ilvl w:val="1"/>
+          <w:numId w:val="1027"/>
+        </w:numPr>
+      </w:pPr>
+      <w:r>
+        <w:t xml:space="preserve">2640 cm³ porque el volumen de la caja 1 es 2640 cm³</w:t>
+      </w:r>
+    </w:p>
+    <w:p>
+      <w:pPr>
+        <w:numPr>
+          <w:ilvl w:val="1"/>
+          <w:numId w:val="1027"/>
+        </w:numPr>
+      </w:pPr>
+      <w:r>
+        <w:t xml:space="preserve">1980 cm³ porque representa el 75% del volumen mayor</w:t>
       </w:r>
     </w:p>
     <w:p>
@@ -1605,92 +1725,122 @@
         </w:rPr>
         <w:t xml:space="preserve">Cálculo del volumen de la Caja 1 (paralelepípedo):</w:t>
       </w:r>
+    </w:p>
+    <w:p>
+      <w:pPr>
+        <w:numPr>
+          <w:ilvl w:val="1"/>
+          <w:numId w:val="1028"/>
+        </w:numPr>
+      </w:pPr>
+      <w:r>
+        <w:t xml:space="preserve">Volumen = largo × ancho × alto</w:t>
+      </w:r>
+    </w:p>
+    <w:p>
+      <w:pPr>
+        <w:numPr>
+          <w:ilvl w:val="1"/>
+          <w:numId w:val="1028"/>
+        </w:numPr>
+      </w:pPr>
+      <w:r>
+        <w:t xml:space="preserve">Volumen_1 = 33 cm × 10 cm × 8 cm = 2640 cm³</w:t>
+      </w:r>
+    </w:p>
+    <w:p>
+      <w:pPr>
+        <w:numPr>
+          <w:ilvl w:val="0"/>
+          <w:numId w:val="1000"/>
+        </w:numPr>
+      </w:pPr>
+      <w:r>
+        <w:rPr>
+          <w:b/>
+          <w:bCs/>
+        </w:rPr>
+        <w:t xml:space="preserve">Cálculo del volumen de la Caja 2 (cubo):</w:t>
+      </w:r>
+    </w:p>
+    <w:p>
+      <w:pPr>
+        <w:numPr>
+          <w:ilvl w:val="1"/>
+          <w:numId w:val="1029"/>
+        </w:numPr>
+      </w:pPr>
+      <w:r>
+        <w:t xml:space="preserve">Volumen = lado³</w:t>
+      </w:r>
+    </w:p>
+    <w:p>
+      <w:pPr>
+        <w:numPr>
+          <w:ilvl w:val="1"/>
+          <w:numId w:val="1029"/>
+        </w:numPr>
+      </w:pPr>
+      <w:r>
+        <w:t xml:space="preserve">Volumen_2 = 10³ cm³ = 1000 cm³</w:t>
+      </w:r>
+    </w:p>
+    <w:p>
+      <w:pPr>
+        <w:numPr>
+          <w:ilvl w:val="0"/>
+          <w:numId w:val="1000"/>
+        </w:numPr>
+      </w:pPr>
+      <w:r>
+        <w:rPr>
+          <w:b/>
+          <w:bCs/>
+        </w:rPr>
+        <w:t xml:space="preserve">Comparación:</w:t>
+      </w:r>
+    </w:p>
+    <w:p>
+      <w:pPr>
+        <w:numPr>
+          <w:ilvl w:val="1"/>
+          <w:numId w:val="1030"/>
+        </w:numPr>
+      </w:pPr>
+      <w:r>
+        <w:t xml:space="preserve">Caja 1: 2640 cm³</w:t>
+      </w:r>
+    </w:p>
+    <w:p>
+      <w:pPr>
+        <w:numPr>
+          <w:ilvl w:val="1"/>
+          <w:numId w:val="1030"/>
+        </w:numPr>
+      </w:pPr>
+      <w:r>
+        <w:t xml:space="preserve">Caja 2: 1000 cm³</w:t>
+      </w:r>
+    </w:p>
+    <w:p>
+      <w:pPr>
+        <w:numPr>
+          <w:ilvl w:val="0"/>
+          <w:numId w:val="1000"/>
+        </w:numPr>
+      </w:pPr>
+      <w:r>
+        <w:t xml:space="preserve">Por lo tanto, la caja 1 ocupa más del doble del volumen de la caja 2. La respuesta correcta es</w:t>
+      </w:r>
       <w:r>
         <w:t xml:space="preserve"> </w:t>
       </w:r>
       <w:r>
-        <w:t xml:space="preserve">- Volumen = largo × ancho × alto</w:t>
-      </w:r>
-      <w:r>
-        <w:t xml:space="preserve"> </w:t>
-      </w:r>
-      <w:r>
-        <w:t xml:space="preserve">- Volumen_1 = 28 cm × 12 cm × 12 cm = 4032 cm³</w:t>
-      </w:r>
-    </w:p>
-    <w:p>
-      <w:pPr>
-        <w:numPr>
-          <w:ilvl w:val="0"/>
-          <w:numId w:val="1000"/>
-        </w:numPr>
-      </w:pPr>
-      <w:r>
-        <w:rPr>
-          <w:b/>
-          <w:bCs/>
-        </w:rPr>
-        <w:t xml:space="preserve">Cálculo del volumen de la Caja 2 (cubo):</w:t>
-      </w:r>
-      <w:r>
-        <w:t xml:space="preserve"> </w:t>
-      </w:r>
-      <w:r>
-        <w:t xml:space="preserve">- Volumen = lado³</w:t>
-      </w:r>
-      <w:r>
-        <w:t xml:space="preserve"> </w:t>
-      </w:r>
-      <w:r>
-        <w:t xml:space="preserve">- Volumen_2 = 12³ cm³ = 1728 cm³</w:t>
-      </w:r>
-    </w:p>
-    <w:p>
-      <w:pPr>
-        <w:numPr>
-          <w:ilvl w:val="0"/>
-          <w:numId w:val="1000"/>
-        </w:numPr>
-      </w:pPr>
-      <w:r>
-        <w:rPr>
-          <w:b/>
-          <w:bCs/>
-        </w:rPr>
-        <w:t xml:space="preserve">Comparación:</w:t>
-      </w:r>
-      <w:r>
-        <w:t xml:space="preserve"> </w:t>
-      </w:r>
-      <w:r>
-        <w:t xml:space="preserve">- Caja 1: 4032 cm³</w:t>
-      </w:r>
-      <w:r>
-        <w:t xml:space="preserve"> </w:t>
-      </w:r>
-      <w:r>
-        <w:t xml:space="preserve">- Caja 2: 1728 cm³</w:t>
-      </w:r>
-    </w:p>
-    <w:p>
-      <w:pPr>
-        <w:numPr>
-          <w:ilvl w:val="0"/>
-          <w:numId w:val="1000"/>
-        </w:numPr>
-      </w:pPr>
-      <w:r>
-        <w:t xml:space="preserve">Por lo tanto, la caja 1 ocupa más del doble del volumen de la caja 2. La respuesta correcta es</w:t>
-      </w:r>
-      <w:r>
-        <w:t xml:space="preserve"> </w:t>
-      </w:r>
-      <w:r>
-        <w:rPr>
-          <w:b/>
-          <w:bCs/>
-        </w:rPr>
-        <w:t xml:space="preserve">4032 cm³</w:t>
+        <w:rPr>
+          <w:b/>
+          <w:bCs/>
+        </w:rPr>
+        <w:t xml:space="preserve">2640 cm³</w:t>
       </w:r>
       <w:r>
         <w:t xml:space="preserve">.</w:t>
@@ -1700,44 +1850,44 @@
       <w:pPr>
         <w:numPr>
           <w:ilvl w:val="1"/>
-          <w:numId w:val="1016"/>
-        </w:numPr>
-      </w:pPr>
-      <w:r>
-        <w:t xml:space="preserve">Falso: porque es 1.5 veces el volumen menor</w:t>
-      </w:r>
-    </w:p>
-    <w:p>
-      <w:pPr>
-        <w:numPr>
-          <w:ilvl w:val="1"/>
-          <w:numId w:val="1016"/>
-        </w:numPr>
-      </w:pPr>
-      <w:r>
-        <w:t xml:space="preserve">Verdadero: porque el volumen de la caja 1 es 4032 cm³</w:t>
-      </w:r>
-    </w:p>
-    <w:p>
-      <w:pPr>
-        <w:numPr>
-          <w:ilvl w:val="1"/>
-          <w:numId w:val="1016"/>
-        </w:numPr>
-      </w:pPr>
-      <w:r>
-        <w:t xml:space="preserve">Falso: porque es la media geométrica de los volúmenes</w:t>
-      </w:r>
-    </w:p>
-    <w:p>
-      <w:pPr>
-        <w:numPr>
-          <w:ilvl w:val="1"/>
-          <w:numId w:val="1016"/>
+          <w:numId w:val="1031"/>
         </w:numPr>
       </w:pPr>
       <w:r>
         <w:t xml:space="preserve">Falso: porque es la suma de ambos volúmenes</w:t>
+      </w:r>
+    </w:p>
+    <w:p>
+      <w:pPr>
+        <w:numPr>
+          <w:ilvl w:val="1"/>
+          <w:numId w:val="1031"/>
+        </w:numPr>
+      </w:pPr>
+      <w:r>
+        <w:t xml:space="preserve">Falso: porque es la diferencia entre los volúmenes</w:t>
+      </w:r>
+    </w:p>
+    <w:p>
+      <w:pPr>
+        <w:numPr>
+          <w:ilvl w:val="1"/>
+          <w:numId w:val="1031"/>
+        </w:numPr>
+      </w:pPr>
+      <w:r>
+        <w:t xml:space="preserve">Verdadero: porque el volumen de la caja 1 es 2640 cm³</w:t>
+      </w:r>
+    </w:p>
+    <w:p>
+      <w:pPr>
+        <w:numPr>
+          <w:ilvl w:val="1"/>
+          <w:numId w:val="1031"/>
+        </w:numPr>
+      </w:pPr>
+      <w:r>
+        <w:t xml:space="preserve">Falso: porque representa el 75% del volumen mayor</w:t>
       </w:r>
     </w:p>
     <w:bookmarkEnd w:id="40"/>
@@ -2102,67 +2252,13 @@
     </w:lvlOverride>
   </w:num>
   <w:num w:numId="1004">
-    <w:abstractNumId w:val="99201"/>
-    <w:lvlOverride w:ilvl="0">
-      <w:startOverride w:val="1"/>
-    </w:lvlOverride>
-    <w:lvlOverride w:ilvl="1">
-      <w:startOverride w:val="1"/>
-    </w:lvlOverride>
-    <w:lvlOverride w:ilvl="2">
-      <w:startOverride w:val="1"/>
-    </w:lvlOverride>
-    <w:lvlOverride w:ilvl="3">
-      <w:startOverride w:val="1"/>
-    </w:lvlOverride>
-    <w:lvlOverride w:ilvl="4">
-      <w:startOverride w:val="1"/>
-    </w:lvlOverride>
-    <w:lvlOverride w:ilvl="5">
-      <w:startOverride w:val="1"/>
-    </w:lvlOverride>
-    <w:lvlOverride w:ilvl="6">
-      <w:startOverride w:val="1"/>
-    </w:lvlOverride>
-    <w:lvlOverride w:ilvl="7">
-      <w:startOverride w:val="1"/>
-    </w:lvlOverride>
-    <w:lvlOverride w:ilvl="8">
-      <w:startOverride w:val="1"/>
-    </w:lvlOverride>
+    <w:abstractNumId w:val="991"/>
   </w:num>
   <w:num w:numId="1005">
     <w:abstractNumId w:val="991"/>
   </w:num>
   <w:num w:numId="1006">
-    <w:abstractNumId w:val="99201"/>
-    <w:lvlOverride w:ilvl="0">
-      <w:startOverride w:val="1"/>
-    </w:lvlOverride>
-    <w:lvlOverride w:ilvl="1">
-      <w:startOverride w:val="1"/>
-    </w:lvlOverride>
-    <w:lvlOverride w:ilvl="2">
-      <w:startOverride w:val="1"/>
-    </w:lvlOverride>
-    <w:lvlOverride w:ilvl="3">
-      <w:startOverride w:val="1"/>
-    </w:lvlOverride>
-    <w:lvlOverride w:ilvl="4">
-      <w:startOverride w:val="1"/>
-    </w:lvlOverride>
-    <w:lvlOverride w:ilvl="5">
-      <w:startOverride w:val="1"/>
-    </w:lvlOverride>
-    <w:lvlOverride w:ilvl="6">
-      <w:startOverride w:val="1"/>
-    </w:lvlOverride>
-    <w:lvlOverride w:ilvl="7">
-      <w:startOverride w:val="1"/>
-    </w:lvlOverride>
-    <w:lvlOverride w:ilvl="8">
-      <w:startOverride w:val="1"/>
-    </w:lvlOverride>
+    <w:abstractNumId w:val="991"/>
   </w:num>
   <w:num w:numId="1007">
     <w:abstractNumId w:val="99201"/>
@@ -2228,67 +2324,13 @@
     </w:lvlOverride>
   </w:num>
   <w:num w:numId="1010">
-    <w:abstractNumId w:val="99201"/>
-    <w:lvlOverride w:ilvl="0">
-      <w:startOverride w:val="1"/>
-    </w:lvlOverride>
-    <w:lvlOverride w:ilvl="1">
-      <w:startOverride w:val="1"/>
-    </w:lvlOverride>
-    <w:lvlOverride w:ilvl="2">
-      <w:startOverride w:val="1"/>
-    </w:lvlOverride>
-    <w:lvlOverride w:ilvl="3">
-      <w:startOverride w:val="1"/>
-    </w:lvlOverride>
-    <w:lvlOverride w:ilvl="4">
-      <w:startOverride w:val="1"/>
-    </w:lvlOverride>
-    <w:lvlOverride w:ilvl="5">
-      <w:startOverride w:val="1"/>
-    </w:lvlOverride>
-    <w:lvlOverride w:ilvl="6">
-      <w:startOverride w:val="1"/>
-    </w:lvlOverride>
-    <w:lvlOverride w:ilvl="7">
-      <w:startOverride w:val="1"/>
-    </w:lvlOverride>
-    <w:lvlOverride w:ilvl="8">
-      <w:startOverride w:val="1"/>
-    </w:lvlOverride>
+    <w:abstractNumId w:val="991"/>
   </w:num>
   <w:num w:numId="1011">
     <w:abstractNumId w:val="991"/>
   </w:num>
   <w:num w:numId="1012">
-    <w:abstractNumId w:val="99201"/>
-    <w:lvlOverride w:ilvl="0">
-      <w:startOverride w:val="1"/>
-    </w:lvlOverride>
-    <w:lvlOverride w:ilvl="1">
-      <w:startOverride w:val="1"/>
-    </w:lvlOverride>
-    <w:lvlOverride w:ilvl="2">
-      <w:startOverride w:val="1"/>
-    </w:lvlOverride>
-    <w:lvlOverride w:ilvl="3">
-      <w:startOverride w:val="1"/>
-    </w:lvlOverride>
-    <w:lvlOverride w:ilvl="4">
-      <w:startOverride w:val="1"/>
-    </w:lvlOverride>
-    <w:lvlOverride w:ilvl="5">
-      <w:startOverride w:val="1"/>
-    </w:lvlOverride>
-    <w:lvlOverride w:ilvl="6">
-      <w:startOverride w:val="1"/>
-    </w:lvlOverride>
-    <w:lvlOverride w:ilvl="7">
-      <w:startOverride w:val="1"/>
-    </w:lvlOverride>
-    <w:lvlOverride w:ilvl="8">
-      <w:startOverride w:val="1"/>
-    </w:lvlOverride>
+    <w:abstractNumId w:val="991"/>
   </w:num>
   <w:num w:numId="1013">
     <w:abstractNumId w:val="99201"/>
@@ -2354,6 +2396,159 @@
     </w:lvlOverride>
   </w:num>
   <w:num w:numId="1016">
+    <w:abstractNumId w:val="991"/>
+  </w:num>
+  <w:num w:numId="1017">
+    <w:abstractNumId w:val="991"/>
+  </w:num>
+  <w:num w:numId="1018">
+    <w:abstractNumId w:val="991"/>
+  </w:num>
+  <w:num w:numId="1019">
+    <w:abstractNumId w:val="99201"/>
+    <w:lvlOverride w:ilvl="0">
+      <w:startOverride w:val="1"/>
+    </w:lvlOverride>
+    <w:lvlOverride w:ilvl="1">
+      <w:startOverride w:val="1"/>
+    </w:lvlOverride>
+    <w:lvlOverride w:ilvl="2">
+      <w:startOverride w:val="1"/>
+    </w:lvlOverride>
+    <w:lvlOverride w:ilvl="3">
+      <w:startOverride w:val="1"/>
+    </w:lvlOverride>
+    <w:lvlOverride w:ilvl="4">
+      <w:startOverride w:val="1"/>
+    </w:lvlOverride>
+    <w:lvlOverride w:ilvl="5">
+      <w:startOverride w:val="1"/>
+    </w:lvlOverride>
+    <w:lvlOverride w:ilvl="6">
+      <w:startOverride w:val="1"/>
+    </w:lvlOverride>
+    <w:lvlOverride w:ilvl="7">
+      <w:startOverride w:val="1"/>
+    </w:lvlOverride>
+    <w:lvlOverride w:ilvl="8">
+      <w:startOverride w:val="1"/>
+    </w:lvlOverride>
+  </w:num>
+  <w:num w:numId="1020">
+    <w:abstractNumId w:val="991"/>
+  </w:num>
+  <w:num w:numId="1021">
+    <w:abstractNumId w:val="99201"/>
+    <w:lvlOverride w:ilvl="0">
+      <w:startOverride w:val="1"/>
+    </w:lvlOverride>
+    <w:lvlOverride w:ilvl="1">
+      <w:startOverride w:val="1"/>
+    </w:lvlOverride>
+    <w:lvlOverride w:ilvl="2">
+      <w:startOverride w:val="1"/>
+    </w:lvlOverride>
+    <w:lvlOverride w:ilvl="3">
+      <w:startOverride w:val="1"/>
+    </w:lvlOverride>
+    <w:lvlOverride w:ilvl="4">
+      <w:startOverride w:val="1"/>
+    </w:lvlOverride>
+    <w:lvlOverride w:ilvl="5">
+      <w:startOverride w:val="1"/>
+    </w:lvlOverride>
+    <w:lvlOverride w:ilvl="6">
+      <w:startOverride w:val="1"/>
+    </w:lvlOverride>
+    <w:lvlOverride w:ilvl="7">
+      <w:startOverride w:val="1"/>
+    </w:lvlOverride>
+    <w:lvlOverride w:ilvl="8">
+      <w:startOverride w:val="1"/>
+    </w:lvlOverride>
+  </w:num>
+  <w:num w:numId="1022">
+    <w:abstractNumId w:val="991"/>
+  </w:num>
+  <w:num w:numId="1023">
+    <w:abstractNumId w:val="991"/>
+  </w:num>
+  <w:num w:numId="1024">
+    <w:abstractNumId w:val="991"/>
+  </w:num>
+  <w:num w:numId="1025">
+    <w:abstractNumId w:val="99201"/>
+    <w:lvlOverride w:ilvl="0">
+      <w:startOverride w:val="1"/>
+    </w:lvlOverride>
+    <w:lvlOverride w:ilvl="1">
+      <w:startOverride w:val="1"/>
+    </w:lvlOverride>
+    <w:lvlOverride w:ilvl="2">
+      <w:startOverride w:val="1"/>
+    </w:lvlOverride>
+    <w:lvlOverride w:ilvl="3">
+      <w:startOverride w:val="1"/>
+    </w:lvlOverride>
+    <w:lvlOverride w:ilvl="4">
+      <w:startOverride w:val="1"/>
+    </w:lvlOverride>
+    <w:lvlOverride w:ilvl="5">
+      <w:startOverride w:val="1"/>
+    </w:lvlOverride>
+    <w:lvlOverride w:ilvl="6">
+      <w:startOverride w:val="1"/>
+    </w:lvlOverride>
+    <w:lvlOverride w:ilvl="7">
+      <w:startOverride w:val="1"/>
+    </w:lvlOverride>
+    <w:lvlOverride w:ilvl="8">
+      <w:startOverride w:val="1"/>
+    </w:lvlOverride>
+  </w:num>
+  <w:num w:numId="1026">
+    <w:abstractNumId w:val="991"/>
+  </w:num>
+  <w:num w:numId="1027">
+    <w:abstractNumId w:val="99201"/>
+    <w:lvlOverride w:ilvl="0">
+      <w:startOverride w:val="1"/>
+    </w:lvlOverride>
+    <w:lvlOverride w:ilvl="1">
+      <w:startOverride w:val="1"/>
+    </w:lvlOverride>
+    <w:lvlOverride w:ilvl="2">
+      <w:startOverride w:val="1"/>
+    </w:lvlOverride>
+    <w:lvlOverride w:ilvl="3">
+      <w:startOverride w:val="1"/>
+    </w:lvlOverride>
+    <w:lvlOverride w:ilvl="4">
+      <w:startOverride w:val="1"/>
+    </w:lvlOverride>
+    <w:lvlOverride w:ilvl="5">
+      <w:startOverride w:val="1"/>
+    </w:lvlOverride>
+    <w:lvlOverride w:ilvl="6">
+      <w:startOverride w:val="1"/>
+    </w:lvlOverride>
+    <w:lvlOverride w:ilvl="7">
+      <w:startOverride w:val="1"/>
+    </w:lvlOverride>
+    <w:lvlOverride w:ilvl="8">
+      <w:startOverride w:val="1"/>
+    </w:lvlOverride>
+  </w:num>
+  <w:num w:numId="1028">
+    <w:abstractNumId w:val="991"/>
+  </w:num>
+  <w:num w:numId="1029">
+    <w:abstractNumId w:val="991"/>
+  </w:num>
+  <w:num w:numId="1030">
+    <w:abstractNumId w:val="991"/>
+  </w:num>
+  <w:num w:numId="1031">
     <w:abstractNumId w:val="99201"/>
     <w:lvlOverride w:ilvl="0">
       <w:startOverride w:val="1"/>
